--- a/output/theory-docs/11-完备性分析框架.docx
+++ b/output/theory-docs/11-完备性分析框架.docx
@@ -5,16 +5,41 @@
     <w:p>
       <w:pPr>
         <w:pStyle w:val="Heading1"/>
-        <w:jc w:val="left"/>
+        <w:jc w:val="center"/>
       </w:pPr>
       <w:r>
-        <w:rPr>
-          <w:rFonts w:ascii="Microsoft YaHei" w:hAnsi="Microsoft YaHei" w:eastAsia="Microsoft YaHei"/>
-          <w:b/>
-          <w:color w:val="1B365D"/>
-          <w:sz w:val="32"/>
-        </w:rPr>
-        <w:t>理论文档：驻点工作完备性分析框架</w:t>
+        <w:drawing>
+          <wp:inline xmlns:a="http://schemas.openxmlformats.org/drawingml/2006/main" xmlns:pic="http://schemas.openxmlformats.org/drawingml/2006/picture">
+            <wp:extent cx="5029200" cy="3241040"/>
+            <wp:docPr id="3" name="Picture 3"/>
+            <wp:cNvGraphicFramePr>
+              <a:graphicFrameLocks noChangeAspect="1"/>
+            </wp:cNvGraphicFramePr>
+            <a:graphic>
+              <a:graphicData uri="http://schemas.openxmlformats.org/drawingml/2006/picture">
+                <pic:pic>
+                  <pic:nvPicPr>
+                    <pic:cNvPr id="0" name="11-完备性分析框架_144.png"/>
+                    <pic:cNvPicPr/>
+                  </pic:nvPicPr>
+                  <pic:blipFill>
+                    <a:blip r:embed="rId11"/>
+                    <a:stretch>
+                      <a:fillRect/>
+                    </a:stretch>
+                  </pic:blipFill>
+                  <pic:spPr>
+                    <a:xfrm>
+                      <a:off x="0" y="0"/>
+                      <a:ext cx="5029200" cy="3241040"/>
+                    </a:xfrm>
+                    <a:prstGeom prst="rect"/>
+                  </pic:spPr>
+                </pic:pic>
+              </a:graphicData>
+            </a:graphic>
+          </wp:inline>
+        </w:drawing>
       </w:r>
     </w:p>
     <w:p>
@@ -870,13 +895,41 @@
     <w:p>
       <w:pPr>
         <w:ind w:left="432"/>
+        <w:jc w:val="center"/>
       </w:pPr>
       <w:r>
-        <w:rPr>
-          <w:rFonts w:ascii="Microsoft YaHei" w:hAnsi="Microsoft YaHei" w:eastAsia="Microsoft YaHei"/>
-          <w:sz w:val="21"/>
-        </w:rPr>
-        <w:t>● 数字化支撑：有/无/可开发</w:t>
+        <w:drawing>
+          <wp:inline xmlns:a="http://schemas.openxmlformats.org/drawingml/2006/main" xmlns:pic="http://schemas.openxmlformats.org/drawingml/2006/picture">
+            <wp:extent cx="5029200" cy="2235200"/>
+            <wp:docPr id="1" name="Picture 1"/>
+            <wp:cNvGraphicFramePr>
+              <a:graphicFrameLocks noChangeAspect="1"/>
+            </wp:cNvGraphicFramePr>
+            <a:graphic>
+              <a:graphicData uri="http://schemas.openxmlformats.org/drawingml/2006/picture">
+                <pic:pic>
+                  <pic:nvPicPr>
+                    <pic:cNvPr id="0" name="11-完备性分析框架_141.png"/>
+                    <pic:cNvPicPr/>
+                  </pic:nvPicPr>
+                  <pic:blipFill>
+                    <a:blip r:embed="rId9"/>
+                    <a:stretch>
+                      <a:fillRect/>
+                    </a:stretch>
+                  </pic:blipFill>
+                  <pic:spPr>
+                    <a:xfrm>
+                      <a:off x="0" y="0"/>
+                      <a:ext cx="5029200" cy="2235200"/>
+                    </a:xfrm>
+                    <a:prstGeom prst="rect"/>
+                  </pic:spPr>
+                </pic:pic>
+              </a:graphicData>
+            </a:graphic>
+          </wp:inline>
+        </w:drawing>
       </w:r>
     </w:p>
     <w:p>
@@ -942,13 +995,41 @@
     <w:p>
       <w:pPr>
         <w:ind w:left="432"/>
+        <w:jc w:val="center"/>
       </w:pPr>
       <w:r>
-        <w:rPr>
-          <w:rFonts w:ascii="Microsoft YaHei" w:hAnsi="Microsoft YaHei" w:eastAsia="Microsoft YaHei"/>
-          <w:sz w:val="21"/>
-        </w:rPr>
-        <w:t>● 数字化支撑：有/无/可开发</w:t>
+        <w:drawing>
+          <wp:inline xmlns:a="http://schemas.openxmlformats.org/drawingml/2006/main" xmlns:pic="http://schemas.openxmlformats.org/drawingml/2006/picture">
+            <wp:extent cx="5029200" cy="2235200"/>
+            <wp:docPr id="2" name="Picture 2"/>
+            <wp:cNvGraphicFramePr>
+              <a:graphicFrameLocks noChangeAspect="1"/>
+            </wp:cNvGraphicFramePr>
+            <a:graphic>
+              <a:graphicData uri="http://schemas.openxmlformats.org/drawingml/2006/picture">
+                <pic:pic>
+                  <pic:nvPicPr>
+                    <pic:cNvPr id="0" name="11-完备性分析框架_142.png"/>
+                    <pic:cNvPicPr/>
+                  </pic:nvPicPr>
+                  <pic:blipFill>
+                    <a:blip r:embed="rId10"/>
+                    <a:stretch>
+                      <a:fillRect/>
+                    </a:stretch>
+                  </pic:blipFill>
+                  <pic:spPr>
+                    <a:xfrm>
+                      <a:off x="0" y="0"/>
+                      <a:ext cx="5029200" cy="2235200"/>
+                    </a:xfrm>
+                    <a:prstGeom prst="rect"/>
+                  </pic:spPr>
+                </pic:pic>
+              </a:graphicData>
+            </a:graphic>
+          </wp:inline>
+        </w:drawing>
       </w:r>
     </w:p>
     <w:p>

--- a/output/theory-docs/11-完备性分析框架.docx
+++ b/output/theory-docs/11-完备性分析框架.docx
@@ -5,47 +5,68 @@
     <w:p>
       <w:pPr>
         <w:pStyle w:val="Heading1"/>
-        <w:jc w:val="center"/>
       </w:pPr>
       <w:r>
-        <w:drawing>
-          <wp:inline xmlns:a="http://schemas.openxmlformats.org/drawingml/2006/main" xmlns:pic="http://schemas.openxmlformats.org/drawingml/2006/picture">
-            <wp:extent cx="5029200" cy="3241040"/>
-            <wp:docPr id="3" name="Picture 3"/>
-            <wp:cNvGraphicFramePr>
-              <a:graphicFrameLocks noChangeAspect="1"/>
-            </wp:cNvGraphicFramePr>
-            <a:graphic>
-              <a:graphicData uri="http://schemas.openxmlformats.org/drawingml/2006/picture">
-                <pic:pic>
-                  <pic:nvPicPr>
-                    <pic:cNvPr id="0" name="11-完备性分析框架_144.png"/>
-                    <pic:cNvPicPr/>
-                  </pic:nvPicPr>
-                  <pic:blipFill>
-                    <a:blip r:embed="rId11"/>
-                    <a:stretch>
-                      <a:fillRect/>
-                    </a:stretch>
-                  </pic:blipFill>
-                  <pic:spPr>
-                    <a:xfrm>
-                      <a:off x="0" y="0"/>
-                      <a:ext cx="5029200" cy="3241040"/>
-                    </a:xfrm>
-                    <a:prstGeom prst="rect"/>
-                  </pic:spPr>
-                </pic:pic>
-              </a:graphicData>
-            </a:graphic>
-          </wp:inline>
-        </w:drawing>
+        <w:rPr>
+          <w:rFonts w:ascii="Microsoft YaHei" w:hAnsi="Microsoft YaHei" w:eastAsia="Microsoft YaHei"/>
+          <w:b/>
+          <w:color w:val="1B365D"/>
+          <w:sz w:val="32"/>
+        </w:rPr>
+        <w:t>理论文档：驻点工作完备性分析框架</w:t>
+      </w:r>
+    </w:p>
+    <w:p>
+      <w:pPr>
+        <w:jc w:val="both"/>
+      </w:pPr>
+      <w:r>
+        <w:rPr>
+          <w:rFonts w:ascii="Microsoft YaHei" w:hAnsi="Microsoft YaHei" w:eastAsia="Microsoft YaHei"/>
+          <w:sz w:val="21"/>
+        </w:rPr>
+        <w:t>created: 2026-03-16</w:t>
+      </w:r>
+    </w:p>
+    <w:p>
+      <w:pPr>
+        <w:jc w:val="both"/>
+      </w:pPr>
+      <w:r>
+        <w:rPr>
+          <w:rFonts w:ascii="Microsoft YaHei" w:hAnsi="Microsoft YaHei" w:eastAsia="Microsoft YaHei"/>
+          <w:sz w:val="21"/>
+        </w:rPr>
+        <w:t>session: session-002</w:t>
+      </w:r>
+    </w:p>
+    <w:p>
+      <w:pPr>
+        <w:jc w:val="both"/>
+      </w:pPr>
+      <w:r>
+        <w:rPr>
+          <w:rFonts w:ascii="Microsoft YaHei" w:hAnsi="Microsoft YaHei" w:eastAsia="Microsoft YaHei"/>
+          <w:sz w:val="21"/>
+        </w:rPr>
+        <w:t>type: theory</w:t>
+      </w:r>
+    </w:p>
+    <w:p>
+      <w:pPr>
+        <w:jc w:val="both"/>
+      </w:pPr>
+      <w:r>
+        <w:rPr>
+          <w:rFonts w:ascii="Microsoft YaHei" w:hAnsi="Microsoft YaHei" w:eastAsia="Microsoft YaHei"/>
+          <w:sz w:val="21"/>
+        </w:rPr>
+        <w:t>status: draft</w:t>
       </w:r>
     </w:p>
     <w:p>
       <w:pPr>
         <w:pStyle w:val="Heading2"/>
-        <w:jc w:val="left"/>
       </w:pPr>
       <w:r>
         <w:rPr>
@@ -72,7 +93,99 @@
     <w:p>
       <w:pPr>
         <w:pStyle w:val="Heading2"/>
-        <w:jc w:val="left"/>
+      </w:pPr>
+      <w:r>
+        <w:rPr>
+          <w:rFonts w:ascii="Microsoft YaHei" w:hAnsi="Microsoft YaHei" w:eastAsia="Microsoft YaHei"/>
+          <w:b/>
+          <w:color w:val="1B365D"/>
+          <w:sz w:val="28"/>
+        </w:rPr>
+        <w:t>理论框架：核心-扩展双层模型</w:t>
+      </w:r>
+    </w:p>
+    <w:p>
+      <w:pPr>
+        <w:pStyle w:val="Heading3"/>
+      </w:pPr>
+      <w:r>
+        <w:rPr>
+          <w:rFonts w:ascii="Microsoft YaHei" w:hAnsi="Microsoft YaHei" w:eastAsia="Microsoft YaHei"/>
+          <w:b/>
+          <w:color w:val="2E5A4C"/>
+          <w:sz w:val="24"/>
+        </w:rPr>
+        <w:t>模型定义</w:t>
+      </w:r>
+    </w:p>
+    <w:p>
+      <w:pPr>
+        <w:jc w:val="center"/>
+      </w:pPr>
+      <w:r>
+        <w:drawing>
+          <wp:inline xmlns:a="http://schemas.openxmlformats.org/drawingml/2006/main" xmlns:pic="http://schemas.openxmlformats.org/drawingml/2006/picture">
+            <wp:extent cx="5029200" cy="12723876"/>
+            <wp:docPr id="1" name="Picture 1"/>
+            <wp:cNvGraphicFramePr>
+              <a:graphicFrameLocks noChangeAspect="1"/>
+            </wp:cNvGraphicFramePr>
+            <a:graphic>
+              <a:graphicData uri="http://schemas.openxmlformats.org/drawingml/2006/picture">
+                <pic:pic>
+                  <pic:nvPicPr>
+                    <pic:cNvPr id="0" name="ascii_img_001.png"/>
+                    <pic:cNvPicPr/>
+                  </pic:nvPicPr>
+                  <pic:blipFill>
+                    <a:blip r:embed="rId9"/>
+                    <a:stretch>
+                      <a:fillRect/>
+                    </a:stretch>
+                  </pic:blipFill>
+                  <pic:spPr>
+                    <a:xfrm>
+                      <a:off x="0" y="0"/>
+                      <a:ext cx="5029200" cy="12723876"/>
+                    </a:xfrm>
+                    <a:prstGeom prst="rect"/>
+                  </pic:spPr>
+                </pic:pic>
+              </a:graphicData>
+            </a:graphic>
+          </wp:inline>
+        </w:drawing>
+      </w:r>
+    </w:p>
+    <w:p>
+      <w:pPr>
+        <w:pStyle w:val="Heading3"/>
+      </w:pPr>
+      <w:r>
+        <w:rPr>
+          <w:rFonts w:ascii="Microsoft YaHei" w:hAnsi="Microsoft YaHei" w:eastAsia="Microsoft YaHei"/>
+          <w:b/>
+          <w:color w:val="2E5A4C"/>
+          <w:sz w:val="24"/>
+        </w:rPr>
+        <w:t>模型核心思想</w:t>
+      </w:r>
+    </w:p>
+    <w:p>
+      <w:pPr>
+        <w:jc w:val="both"/>
+      </w:pPr>
+      <w:r>
+        <w:rPr>
+          <w:rFonts w:ascii="Microsoft YaHei" w:hAnsi="Microsoft YaHei" w:eastAsia="Microsoft YaHei"/>
+          <w:sz w:val="21"/>
+        </w:rPr>
+        <w:t>驻点工作的本质是"前置"：</w:t>
+      </w:r>
+    </w:p>
+    <w:p>
+      <w:pPr>
+        <w:pStyle w:val="Heading2"/>
       </w:pPr>
       <w:r>
         <w:rPr>
@@ -87,7 +200,6 @@
     <w:p>
       <w:pPr>
         <w:pStyle w:val="Heading3"/>
-        <w:jc w:val="left"/>
       </w:pPr>
       <w:r>
         <w:rPr>
@@ -222,7 +334,6 @@
     <w:p>
       <w:pPr>
         <w:pStyle w:val="Heading3"/>
-        <w:jc w:val="left"/>
       </w:pPr>
       <w:r>
         <w:rPr>
@@ -246,308 +357,6 @@
         <w:t>分类框架：</w:t>
       </w:r>
     </w:p>
-    <w:tbl>
-      <w:tblPr>
-        <w:tblStyle w:val="TableGrid"/>
-        <w:tblW w:type="auto" w:w="0"/>
-        <w:tblLook w:firstColumn="1" w:firstRow="1" w:lastColumn="0" w:lastRow="0" w:noHBand="0" w:noVBand="1" w:val="04A0"/>
-      </w:tblPr>
-      <w:tblGrid>
-        <w:gridCol w:w="4320"/>
-        <w:gridCol w:w="4320"/>
-      </w:tblGrid>
-      <w:tr>
-        <w:tc>
-          <w:tcPr>
-            <w:tcW w:type="dxa" w:w="4320"/>
-          </w:tcPr>
-          <w:p>
-            <w:pPr>
-              <w:jc w:val="center"/>
-            </w:pPr>
-            <w:r>
-              <w:rPr>
-                <w:rFonts w:ascii="Microsoft YaHei" w:hAnsi="Microsoft YaHei" w:eastAsia="Microsoft YaHei"/>
-                <w:b/>
-                <w:sz w:val="20"/>
-              </w:rPr>
-              <w:t>专业领域</w:t>
-            </w:r>
-          </w:p>
-        </w:tc>
-        <w:tc>
-          <w:tcPr>
-            <w:tcW w:type="dxa" w:w="4320"/>
-          </w:tcPr>
-          <w:p>
-            <w:pPr>
-              <w:jc w:val="center"/>
-            </w:pPr>
-            <w:r>
-              <w:rPr>
-                <w:rFonts w:ascii="Microsoft YaHei" w:hAnsi="Microsoft YaHei" w:eastAsia="Microsoft YaHei"/>
-                <w:b/>
-                <w:sz w:val="20"/>
-              </w:rPr>
-              <w:t>说明</w:t>
-            </w:r>
-          </w:p>
-        </w:tc>
-      </w:tr>
-      <w:tr>
-        <w:tc>
-          <w:tcPr>
-            <w:tcW w:type="dxa" w:w="4320"/>
-          </w:tcPr>
-          <w:p>
-            <w:pPr>
-              <w:jc w:val="left"/>
-            </w:pPr>
-            <w:r>
-              <w:rPr>
-                <w:rFonts w:ascii="Microsoft YaHei" w:hAnsi="Microsoft YaHei" w:eastAsia="Microsoft YaHei"/>
-                <w:sz w:val="19"/>
-              </w:rPr>
-              <w:t>营销服务类</w:t>
-            </w:r>
-          </w:p>
-        </w:tc>
-        <w:tc>
-          <w:tcPr>
-            <w:tcW w:type="dxa" w:w="4320"/>
-          </w:tcPr>
-          <w:p>
-            <w:pPr>
-              <w:jc w:val="left"/>
-            </w:pPr>
-            <w:r>
-              <w:rPr>
-                <w:rFonts w:ascii="Microsoft YaHei" w:hAnsi="Microsoft YaHei" w:eastAsia="Microsoft YaHei"/>
-                <w:sz w:val="19"/>
-              </w:rPr>
-              <w:t>客户经理核心专业</w:t>
-            </w:r>
-          </w:p>
-        </w:tc>
-      </w:tr>
-      <w:tr>
-        <w:tc>
-          <w:tcPr>
-            <w:tcW w:type="dxa" w:w="4320"/>
-          </w:tcPr>
-          <w:p>
-            <w:pPr>
-              <w:jc w:val="left"/>
-            </w:pPr>
-            <w:r>
-              <w:rPr>
-                <w:rFonts w:ascii="Microsoft YaHei" w:hAnsi="Microsoft YaHei" w:eastAsia="Microsoft YaHei"/>
-                <w:sz w:val="19"/>
-              </w:rPr>
-              <w:t>用电检查类</w:t>
-            </w:r>
-          </w:p>
-        </w:tc>
-        <w:tc>
-          <w:tcPr>
-            <w:tcW w:type="dxa" w:w="4320"/>
-          </w:tcPr>
-          <w:p>
-            <w:pPr>
-              <w:jc w:val="left"/>
-            </w:pPr>
-            <w:r>
-              <w:rPr>
-                <w:rFonts w:ascii="Microsoft YaHei" w:hAnsi="Microsoft YaHei" w:eastAsia="Microsoft YaHei"/>
-                <w:sz w:val="19"/>
-              </w:rPr>
-              <w:t>客户经理相关专业</w:t>
-            </w:r>
-          </w:p>
-        </w:tc>
-      </w:tr>
-      <w:tr>
-        <w:tc>
-          <w:tcPr>
-            <w:tcW w:type="dxa" w:w="4320"/>
-          </w:tcPr>
-          <w:p>
-            <w:pPr>
-              <w:jc w:val="left"/>
-            </w:pPr>
-            <w:r>
-              <w:rPr>
-                <w:rFonts w:ascii="Microsoft YaHei" w:hAnsi="Microsoft YaHei" w:eastAsia="Microsoft YaHei"/>
-                <w:sz w:val="19"/>
-              </w:rPr>
-              <w:t>配电运维类</w:t>
-            </w:r>
-          </w:p>
-        </w:tc>
-        <w:tc>
-          <w:tcPr>
-            <w:tcW w:type="dxa" w:w="4320"/>
-          </w:tcPr>
-          <w:p>
-            <w:pPr>
-              <w:jc w:val="left"/>
-            </w:pPr>
-            <w:r>
-              <w:rPr>
-                <w:rFonts w:ascii="Microsoft YaHei" w:hAnsi="Microsoft YaHei" w:eastAsia="Microsoft YaHei"/>
-                <w:sz w:val="19"/>
-              </w:rPr>
-              <w:t>非客户经理专业</w:t>
-            </w:r>
-          </w:p>
-        </w:tc>
-      </w:tr>
-      <w:tr>
-        <w:tc>
-          <w:tcPr>
-            <w:tcW w:type="dxa" w:w="4320"/>
-          </w:tcPr>
-          <w:p>
-            <w:pPr>
-              <w:jc w:val="left"/>
-            </w:pPr>
-            <w:r>
-              <w:rPr>
-                <w:rFonts w:ascii="Microsoft YaHei" w:hAnsi="Microsoft YaHei" w:eastAsia="Microsoft YaHei"/>
-                <w:sz w:val="19"/>
-              </w:rPr>
-              <w:t>应急保供类</w:t>
-            </w:r>
-          </w:p>
-        </w:tc>
-        <w:tc>
-          <w:tcPr>
-            <w:tcW w:type="dxa" w:w="4320"/>
-          </w:tcPr>
-          <w:p>
-            <w:pPr>
-              <w:jc w:val="left"/>
-            </w:pPr>
-            <w:r>
-              <w:rPr>
-                <w:rFonts w:ascii="Microsoft YaHei" w:hAnsi="Microsoft YaHei" w:eastAsia="Microsoft YaHei"/>
-                <w:sz w:val="19"/>
-              </w:rPr>
-              <w:t>跨专业协同</w:t>
-            </w:r>
-          </w:p>
-        </w:tc>
-      </w:tr>
-      <w:tr>
-        <w:tc>
-          <w:tcPr>
-            <w:tcW w:type="dxa" w:w="4320"/>
-          </w:tcPr>
-          <w:p>
-            <w:pPr>
-              <w:jc w:val="left"/>
-            </w:pPr>
-            <w:r>
-              <w:rPr>
-                <w:rFonts w:ascii="Microsoft YaHei" w:hAnsi="Microsoft YaHei" w:eastAsia="Microsoft YaHei"/>
-                <w:sz w:val="19"/>
-              </w:rPr>
-              <w:t>安全管理类</w:t>
-            </w:r>
-          </w:p>
-        </w:tc>
-        <w:tc>
-          <w:tcPr>
-            <w:tcW w:type="dxa" w:w="4320"/>
-          </w:tcPr>
-          <w:p>
-            <w:pPr>
-              <w:jc w:val="left"/>
-            </w:pPr>
-            <w:r>
-              <w:rPr>
-                <w:rFonts w:ascii="Microsoft YaHei" w:hAnsi="Microsoft YaHei" w:eastAsia="Microsoft YaHei"/>
-                <w:sz w:val="19"/>
-              </w:rPr>
-              <w:t>非客户经理专业</w:t>
-            </w:r>
-          </w:p>
-        </w:tc>
-      </w:tr>
-      <w:tr>
-        <w:tc>
-          <w:tcPr>
-            <w:tcW w:type="dxa" w:w="4320"/>
-          </w:tcPr>
-          <w:p>
-            <w:pPr>
-              <w:jc w:val="left"/>
-            </w:pPr>
-            <w:r>
-              <w:rPr>
-                <w:rFonts w:ascii="Microsoft YaHei" w:hAnsi="Microsoft YaHei" w:eastAsia="Microsoft YaHei"/>
-                <w:sz w:val="19"/>
-              </w:rPr>
-              <w:t>市场拓展类</w:t>
-            </w:r>
-          </w:p>
-        </w:tc>
-        <w:tc>
-          <w:tcPr>
-            <w:tcW w:type="dxa" w:w="4320"/>
-          </w:tcPr>
-          <w:p>
-            <w:pPr>
-              <w:jc w:val="left"/>
-            </w:pPr>
-            <w:r>
-              <w:rPr>
-                <w:rFonts w:ascii="Microsoft YaHei" w:hAnsi="Microsoft YaHei" w:eastAsia="Microsoft YaHei"/>
-                <w:sz w:val="19"/>
-              </w:rPr>
-              <w:t>营销相关</w:t>
-            </w:r>
-          </w:p>
-        </w:tc>
-      </w:tr>
-      <w:tr>
-        <w:tc>
-          <w:tcPr>
-            <w:tcW w:type="dxa" w:w="4320"/>
-          </w:tcPr>
-          <w:p>
-            <w:pPr>
-              <w:jc w:val="left"/>
-            </w:pPr>
-            <w:r>
-              <w:rPr>
-                <w:rFonts w:ascii="Microsoft YaHei" w:hAnsi="Microsoft YaHei" w:eastAsia="Microsoft YaHei"/>
-                <w:sz w:val="19"/>
-              </w:rPr>
-              <w:t>综合协调类</w:t>
-            </w:r>
-          </w:p>
-        </w:tc>
-        <w:tc>
-          <w:tcPr>
-            <w:tcW w:type="dxa" w:w="4320"/>
-          </w:tcPr>
-          <w:p>
-            <w:pPr>
-              <w:jc w:val="left"/>
-            </w:pPr>
-            <w:r>
-              <w:rPr>
-                <w:rFonts w:ascii="Microsoft YaHei" w:hAnsi="Microsoft YaHei" w:eastAsia="Microsoft YaHei"/>
-                <w:sz w:val="19"/>
-              </w:rPr>
-              <w:t>客户经理相关工作</w:t>
-            </w:r>
-          </w:p>
-        </w:tc>
-      </w:tr>
-    </w:tbl>
-    <w:p/>
     <w:p>
       <w:pPr>
         <w:jc w:val="both"/>
@@ -560,291 +369,9 @@
         <w:t>职责属性：</w:t>
       </w:r>
     </w:p>
-    <w:tbl>
-      <w:tblPr>
-        <w:tblStyle w:val="TableGrid"/>
-        <w:tblW w:type="auto" w:w="0"/>
-        <w:tblLook w:firstColumn="1" w:firstRow="1" w:lastColumn="0" w:lastRow="0" w:noHBand="0" w:noVBand="1" w:val="04A0"/>
-      </w:tblPr>
-      <w:tblGrid>
-        <w:gridCol w:w="2880"/>
-        <w:gridCol w:w="2880"/>
-        <w:gridCol w:w="2880"/>
-      </w:tblGrid>
-      <w:tr>
-        <w:tc>
-          <w:tcPr>
-            <w:tcW w:type="dxa" w:w="2880"/>
-          </w:tcPr>
-          <w:p>
-            <w:pPr>
-              <w:jc w:val="center"/>
-            </w:pPr>
-            <w:r>
-              <w:rPr>
-                <w:rFonts w:ascii="Microsoft YaHei" w:hAnsi="Microsoft YaHei" w:eastAsia="Microsoft YaHei"/>
-                <w:b/>
-                <w:sz w:val="20"/>
-              </w:rPr>
-              <w:t>属性</w:t>
-            </w:r>
-          </w:p>
-        </w:tc>
-        <w:tc>
-          <w:tcPr>
-            <w:tcW w:type="dxa" w:w="2880"/>
-          </w:tcPr>
-          <w:p>
-            <w:pPr>
-              <w:jc w:val="center"/>
-            </w:pPr>
-            <w:r>
-              <w:rPr>
-                <w:rFonts w:ascii="Microsoft YaHei" w:hAnsi="Microsoft YaHei" w:eastAsia="Microsoft YaHei"/>
-                <w:b/>
-                <w:sz w:val="20"/>
-              </w:rPr>
-              <w:t>定义</w:t>
-            </w:r>
-          </w:p>
-        </w:tc>
-        <w:tc>
-          <w:tcPr>
-            <w:tcW w:type="dxa" w:w="2880"/>
-          </w:tcPr>
-          <w:p>
-            <w:pPr>
-              <w:jc w:val="center"/>
-            </w:pPr>
-            <w:r>
-              <w:rPr>
-                <w:rFonts w:ascii="Microsoft YaHei" w:hAnsi="Microsoft YaHei" w:eastAsia="Microsoft YaHei"/>
-                <w:b/>
-                <w:sz w:val="20"/>
-              </w:rPr>
-              <w:t>特征</w:t>
-            </w:r>
-          </w:p>
-        </w:tc>
-      </w:tr>
-      <w:tr>
-        <w:tc>
-          <w:tcPr>
-            <w:tcW w:type="dxa" w:w="2880"/>
-          </w:tcPr>
-          <w:p>
-            <w:pPr>
-              <w:jc w:val="left"/>
-            </w:pPr>
-            <w:r>
-              <w:rPr>
-                <w:rFonts w:ascii="Microsoft YaHei" w:hAnsi="Microsoft YaHei" w:eastAsia="Microsoft YaHei"/>
-                <w:sz w:val="19"/>
-              </w:rPr>
-              <w:t>⭐ 主要职责</w:t>
-            </w:r>
-          </w:p>
-        </w:tc>
-        <w:tc>
-          <w:tcPr>
-            <w:tcW w:type="dxa" w:w="2880"/>
-          </w:tcPr>
-          <w:p>
-            <w:pPr>
-              <w:jc w:val="left"/>
-            </w:pPr>
-            <w:r>
-              <w:rPr>
-                <w:rFonts w:ascii="Microsoft YaHei" w:hAnsi="Microsoft YaHei" w:eastAsia="Microsoft YaHei"/>
-                <w:sz w:val="19"/>
-              </w:rPr>
-              <w:t>客户经理本专业、本职工作</w:t>
-            </w:r>
-          </w:p>
-        </w:tc>
-        <w:tc>
-          <w:tcPr>
-            <w:tcW w:type="dxa" w:w="2880"/>
-          </w:tcPr>
-          <w:p>
-            <w:pPr>
-              <w:jc w:val="left"/>
-            </w:pPr>
-            <w:r>
-              <w:rPr>
-                <w:rFonts w:ascii="Microsoft YaHei" w:hAnsi="Microsoft YaHei" w:eastAsia="Microsoft YaHei"/>
-                <w:sz w:val="19"/>
-              </w:rPr>
-              <w:t>直接对结果负责</w:t>
-            </w:r>
-          </w:p>
-        </w:tc>
-      </w:tr>
-      <w:tr>
-        <w:tc>
-          <w:tcPr>
-            <w:tcW w:type="dxa" w:w="2880"/>
-          </w:tcPr>
-          <w:p>
-            <w:pPr>
-              <w:jc w:val="left"/>
-            </w:pPr>
-            <w:r>
-              <w:rPr>
-                <w:rFonts w:ascii="Microsoft YaHei" w:hAnsi="Microsoft YaHei" w:eastAsia="Microsoft YaHei"/>
-                <w:sz w:val="19"/>
-              </w:rPr>
-              <w:t>🔹 辅助职责</w:t>
-            </w:r>
-          </w:p>
-        </w:tc>
-        <w:tc>
-          <w:tcPr>
-            <w:tcW w:type="dxa" w:w="2880"/>
-          </w:tcPr>
-          <w:p>
-            <w:pPr>
-              <w:jc w:val="left"/>
-            </w:pPr>
-            <w:r>
-              <w:rPr>
-                <w:rFonts w:ascii="Microsoft YaHei" w:hAnsi="Microsoft YaHei" w:eastAsia="Microsoft YaHei"/>
-                <w:sz w:val="19"/>
-              </w:rPr>
-              <w:t>非本专业，但可提供辅助支持</w:t>
-            </w:r>
-          </w:p>
-        </w:tc>
-        <w:tc>
-          <w:tcPr>
-            <w:tcW w:type="dxa" w:w="2880"/>
-          </w:tcPr>
-          <w:p>
-            <w:pPr>
-              <w:jc w:val="left"/>
-            </w:pPr>
-            <w:r>
-              <w:rPr>
-                <w:rFonts w:ascii="Microsoft YaHei" w:hAnsi="Microsoft YaHei" w:eastAsia="Microsoft YaHei"/>
-                <w:sz w:val="19"/>
-              </w:rPr>
-              <w:t>发现、收集、提醒</w:t>
-            </w:r>
-          </w:p>
-        </w:tc>
-      </w:tr>
-      <w:tr>
-        <w:tc>
-          <w:tcPr>
-            <w:tcW w:type="dxa" w:w="2880"/>
-          </w:tcPr>
-          <w:p>
-            <w:pPr>
-              <w:jc w:val="left"/>
-            </w:pPr>
-            <w:r>
-              <w:rPr>
-                <w:rFonts w:ascii="Microsoft YaHei" w:hAnsi="Microsoft YaHei" w:eastAsia="Microsoft YaHei"/>
-                <w:sz w:val="19"/>
-              </w:rPr>
-              <w:t>🔸 协助职责</w:t>
-            </w:r>
-          </w:p>
-        </w:tc>
-        <w:tc>
-          <w:tcPr>
-            <w:tcW w:type="dxa" w:w="2880"/>
-          </w:tcPr>
-          <w:p>
-            <w:pPr>
-              <w:jc w:val="left"/>
-            </w:pPr>
-            <w:r>
-              <w:rPr>
-                <w:rFonts w:ascii="Microsoft YaHei" w:hAnsi="Microsoft YaHei" w:eastAsia="Microsoft YaHei"/>
-                <w:sz w:val="19"/>
-              </w:rPr>
-              <w:t>配合其他专业开展工作</w:t>
-            </w:r>
-          </w:p>
-        </w:tc>
-        <w:tc>
-          <w:tcPr>
-            <w:tcW w:type="dxa" w:w="2880"/>
-          </w:tcPr>
-          <w:p>
-            <w:pPr>
-              <w:jc w:val="left"/>
-            </w:pPr>
-            <w:r>
-              <w:rPr>
-                <w:rFonts w:ascii="Microsoft YaHei" w:hAnsi="Microsoft YaHei" w:eastAsia="Microsoft YaHei"/>
-                <w:sz w:val="19"/>
-              </w:rPr>
-              <w:t>配合、协调、信息支撑</w:t>
-            </w:r>
-          </w:p>
-        </w:tc>
-      </w:tr>
-      <w:tr>
-        <w:tc>
-          <w:tcPr>
-            <w:tcW w:type="dxa" w:w="2880"/>
-          </w:tcPr>
-          <w:p>
-            <w:pPr>
-              <w:jc w:val="left"/>
-            </w:pPr>
-            <w:r>
-              <w:rPr>
-                <w:rFonts w:ascii="Microsoft YaHei" w:hAnsi="Microsoft YaHei" w:eastAsia="Microsoft YaHei"/>
-                <w:sz w:val="19"/>
-              </w:rPr>
-              <w:t>⚪ 非职责</w:t>
-            </w:r>
-          </w:p>
-        </w:tc>
-        <w:tc>
-          <w:tcPr>
-            <w:tcW w:type="dxa" w:w="2880"/>
-          </w:tcPr>
-          <w:p>
-            <w:pPr>
-              <w:jc w:val="left"/>
-            </w:pPr>
-            <w:r>
-              <w:rPr>
-                <w:rFonts w:ascii="Microsoft YaHei" w:hAnsi="Microsoft YaHei" w:eastAsia="Microsoft YaHei"/>
-                <w:sz w:val="19"/>
-              </w:rPr>
-              <w:t>其他专业岗位的职责</w:t>
-            </w:r>
-          </w:p>
-        </w:tc>
-        <w:tc>
-          <w:tcPr>
-            <w:tcW w:type="dxa" w:w="2880"/>
-          </w:tcPr>
-          <w:p>
-            <w:pPr>
-              <w:jc w:val="left"/>
-            </w:pPr>
-            <w:r>
-              <w:rPr>
-                <w:rFonts w:ascii="Microsoft YaHei" w:hAnsi="Microsoft YaHei" w:eastAsia="Microsoft YaHei"/>
-                <w:sz w:val="19"/>
-              </w:rPr>
-              <w:t>专业执行、管理决策</w:t>
-            </w:r>
-          </w:p>
-        </w:tc>
-      </w:tr>
-    </w:tbl>
-    <w:p/>
     <w:p>
       <w:pPr>
         <w:pStyle w:val="Heading3"/>
-        <w:jc w:val="left"/>
       </w:pPr>
       <w:r>
         <w:rPr>
@@ -870,78 +397,50 @@
     </w:p>
     <w:p>
       <w:pPr>
-        <w:ind w:left="432"/>
+        <w:jc w:val="both"/>
       </w:pPr>
       <w:r>
         <w:rPr>
           <w:rFonts w:ascii="Microsoft YaHei" w:hAnsi="Microsoft YaHei" w:eastAsia="Microsoft YaHei"/>
           <w:sz w:val="21"/>
         </w:rPr>
-        <w:t>● 收集难度：低/中/高</w:t>
+        <w:t>- 收集难度：低/中/高</w:t>
       </w:r>
     </w:p>
     <w:p>
       <w:pPr>
-        <w:ind w:left="432"/>
+        <w:jc w:val="both"/>
       </w:pPr>
       <w:r>
         <w:rPr>
           <w:rFonts w:ascii="Microsoft YaHei" w:hAnsi="Microsoft YaHei" w:eastAsia="Microsoft YaHei"/>
           <w:sz w:val="21"/>
         </w:rPr>
-        <w:t>● 信息价值：低/中/高</w:t>
+        <w:t>- 信息价值：低/中/高</w:t>
       </w:r>
     </w:p>
     <w:p>
       <w:pPr>
-        <w:ind w:left="432"/>
-        <w:jc w:val="center"/>
-      </w:pPr>
-      <w:r>
-        <w:drawing>
-          <wp:inline xmlns:a="http://schemas.openxmlformats.org/drawingml/2006/main" xmlns:pic="http://schemas.openxmlformats.org/drawingml/2006/picture">
-            <wp:extent cx="5029200" cy="2235200"/>
-            <wp:docPr id="1" name="Picture 1"/>
-            <wp:cNvGraphicFramePr>
-              <a:graphicFrameLocks noChangeAspect="1"/>
-            </wp:cNvGraphicFramePr>
-            <a:graphic>
-              <a:graphicData uri="http://schemas.openxmlformats.org/drawingml/2006/picture">
-                <pic:pic>
-                  <pic:nvPicPr>
-                    <pic:cNvPr id="0" name="11-完备性分析框架_141.png"/>
-                    <pic:cNvPicPr/>
-                  </pic:nvPicPr>
-                  <pic:blipFill>
-                    <a:blip r:embed="rId9"/>
-                    <a:stretch>
-                      <a:fillRect/>
-                    </a:stretch>
-                  </pic:blipFill>
-                  <pic:spPr>
-                    <a:xfrm>
-                      <a:off x="0" y="0"/>
-                      <a:ext cx="5029200" cy="2235200"/>
-                    </a:xfrm>
-                    <a:prstGeom prst="rect"/>
-                  </pic:spPr>
-                </pic:pic>
-              </a:graphicData>
-            </a:graphic>
-          </wp:inline>
-        </w:drawing>
-      </w:r>
-    </w:p>
-    <w:p>
-      <w:pPr>
-        <w:ind w:left="432"/>
+        <w:jc w:val="both"/>
       </w:pPr>
       <w:r>
         <w:rPr>
           <w:rFonts w:ascii="Microsoft YaHei" w:hAnsi="Microsoft YaHei" w:eastAsia="Microsoft YaHei"/>
           <w:sz w:val="21"/>
         </w:rPr>
-        <w:t>● 综合推荐：高/中/低</w:t>
+        <w:t>- 数字化支撑：有/无/可开发</w:t>
+      </w:r>
+    </w:p>
+    <w:p>
+      <w:pPr>
+        <w:jc w:val="both"/>
+      </w:pPr>
+      <w:r>
+        <w:rPr>
+          <w:rFonts w:ascii="Microsoft YaHei" w:hAnsi="Microsoft YaHei" w:eastAsia="Microsoft YaHei"/>
+          <w:sz w:val="21"/>
+        </w:rPr>
+        <w:t>- 综合推荐：高/中/低</w:t>
       </w:r>
     </w:p>
     <w:p>
@@ -958,96 +457,109 @@
     </w:p>
     <w:p>
       <w:pPr>
-        <w:ind w:left="432"/>
+        <w:jc w:val="both"/>
       </w:pPr>
       <w:r>
         <w:rPr>
           <w:rFonts w:ascii="Microsoft YaHei" w:hAnsi="Microsoft YaHei" w:eastAsia="Microsoft YaHei"/>
           <w:sz w:val="21"/>
         </w:rPr>
-        <w:t>● 操作难度：低/中/高</w:t>
+        <w:t>- 操作难度：低/中/高</w:t>
       </w:r>
     </w:p>
     <w:p>
       <w:pPr>
-        <w:ind w:left="432"/>
+        <w:jc w:val="both"/>
       </w:pPr>
       <w:r>
         <w:rPr>
           <w:rFonts w:ascii="Microsoft YaHei" w:hAnsi="Microsoft YaHei" w:eastAsia="Microsoft YaHei"/>
           <w:sz w:val="21"/>
         </w:rPr>
-        <w:t>● 资质要求：无/简单培训/专业资质</w:t>
+        <w:t>- 资质要求：无/简单培训/专业资质</w:t>
       </w:r>
     </w:p>
     <w:p>
       <w:pPr>
-        <w:ind w:left="432"/>
+        <w:jc w:val="both"/>
       </w:pPr>
       <w:r>
         <w:rPr>
           <w:rFonts w:ascii="Microsoft YaHei" w:hAnsi="Microsoft YaHei" w:eastAsia="Microsoft YaHei"/>
           <w:sz w:val="21"/>
         </w:rPr>
-        <w:t>● 执行频率：高频/中频/低频</w:t>
+        <w:t>- 执行频率：高频/中频/低频</w:t>
       </w:r>
     </w:p>
     <w:p>
       <w:pPr>
-        <w:ind w:left="432"/>
-        <w:jc w:val="center"/>
-      </w:pPr>
-      <w:r>
-        <w:drawing>
-          <wp:inline xmlns:a="http://schemas.openxmlformats.org/drawingml/2006/main" xmlns:pic="http://schemas.openxmlformats.org/drawingml/2006/picture">
-            <wp:extent cx="5029200" cy="2235200"/>
-            <wp:docPr id="2" name="Picture 2"/>
-            <wp:cNvGraphicFramePr>
-              <a:graphicFrameLocks noChangeAspect="1"/>
-            </wp:cNvGraphicFramePr>
-            <a:graphic>
-              <a:graphicData uri="http://schemas.openxmlformats.org/drawingml/2006/picture">
-                <pic:pic>
-                  <pic:nvPicPr>
-                    <pic:cNvPr id="0" name="11-完备性分析框架_142.png"/>
-                    <pic:cNvPicPr/>
-                  </pic:nvPicPr>
-                  <pic:blipFill>
-                    <a:blip r:embed="rId10"/>
-                    <a:stretch>
-                      <a:fillRect/>
-                    </a:stretch>
-                  </pic:blipFill>
-                  <pic:spPr>
-                    <a:xfrm>
-                      <a:off x="0" y="0"/>
-                      <a:ext cx="5029200" cy="2235200"/>
-                    </a:xfrm>
-                    <a:prstGeom prst="rect"/>
-                  </pic:spPr>
-                </pic:pic>
-              </a:graphicData>
-            </a:graphic>
-          </wp:inline>
-        </w:drawing>
-      </w:r>
-    </w:p>
-    <w:p>
-      <w:pPr>
-        <w:ind w:left="432"/>
+        <w:jc w:val="both"/>
       </w:pPr>
       <w:r>
         <w:rPr>
           <w:rFonts w:ascii="Microsoft YaHei" w:hAnsi="Microsoft YaHei" w:eastAsia="Microsoft YaHei"/>
           <w:sz w:val="21"/>
         </w:rPr>
-        <w:t>● 综合推荐：高/中/低</w:t>
+        <w:t>- 数字化支撑：有/无/可开发</w:t>
+      </w:r>
+    </w:p>
+    <w:p>
+      <w:pPr>
+        <w:jc w:val="both"/>
+      </w:pPr>
+      <w:r>
+        <w:rPr>
+          <w:rFonts w:ascii="Microsoft YaHei" w:hAnsi="Microsoft YaHei" w:eastAsia="Microsoft YaHei"/>
+          <w:sz w:val="21"/>
+        </w:rPr>
+        <w:t>- 综合推荐：高/中/低</w:t>
       </w:r>
     </w:p>
     <w:p>
       <w:pPr>
         <w:pStyle w:val="Heading2"/>
-        <w:jc w:val="left"/>
+      </w:pPr>
+      <w:r>
+        <w:rPr>
+          <w:rFonts w:ascii="Microsoft YaHei" w:hAnsi="Microsoft YaHei" w:eastAsia="Microsoft YaHei"/>
+          <w:b/>
+          <w:color w:val="1B365D"/>
+          <w:sz w:val="28"/>
+        </w:rPr>
+        <w:t>分析结果</w:t>
+      </w:r>
+    </w:p>
+    <w:p>
+      <w:pPr>
+        <w:pStyle w:val="Heading3"/>
+      </w:pPr>
+      <w:r>
+        <w:rPr>
+          <w:rFonts w:ascii="Microsoft YaHei" w:hAnsi="Microsoft YaHei" w:eastAsia="Microsoft YaHei"/>
+          <w:b/>
+          <w:color w:val="2E5A4C"/>
+          <w:sz w:val="24"/>
+        </w:rPr>
+        <w:t>职责属性分布</w:t>
+      </w:r>
+    </w:p>
+    <w:p>
+      <w:pPr>
+        <w:pStyle w:val="Heading3"/>
+      </w:pPr>
+      <w:r>
+        <w:rPr>
+          <w:rFonts w:ascii="Microsoft YaHei" w:hAnsi="Microsoft YaHei" w:eastAsia="Microsoft YaHei"/>
+          <w:b/>
+          <w:color w:val="2E5A4C"/>
+          <w:sz w:val="24"/>
+        </w:rPr>
+        <w:t>优先级推荐</w:t>
+      </w:r>
+    </w:p>
+    <w:p>
+      <w:pPr>
+        <w:pStyle w:val="Heading2"/>
       </w:pPr>
       <w:r>
         <w:rPr>
@@ -1062,7 +574,6 @@
     <w:p>
       <w:pPr>
         <w:pStyle w:val="Heading3"/>
-        <w:jc w:val="left"/>
       </w:pPr>
       <w:r>
         <w:rPr>
@@ -1074,821 +585,9 @@
         <w:t>一、客户接触类（高优先级）</w:t>
       </w:r>
     </w:p>
-    <w:tbl>
-      <w:tblPr>
-        <w:tblStyle w:val="TableGrid"/>
-        <w:tblW w:type="auto" w:w="0"/>
-        <w:tblLook w:firstColumn="1" w:firstRow="1" w:lastColumn="0" w:lastRow="0" w:noHBand="0" w:noVBand="1" w:val="04A0"/>
-      </w:tblPr>
-      <w:tblGrid>
-        <w:gridCol w:w="2880"/>
-        <w:gridCol w:w="2880"/>
-        <w:gridCol w:w="2880"/>
-      </w:tblGrid>
-      <w:tr>
-        <w:tc>
-          <w:tcPr>
-            <w:tcW w:type="dxa" w:w="2880"/>
-          </w:tcPr>
-          <w:p>
-            <w:pPr>
-              <w:jc w:val="center"/>
-            </w:pPr>
-            <w:r>
-              <w:rPr>
-                <w:rFonts w:ascii="Microsoft YaHei" w:hAnsi="Microsoft YaHei" w:eastAsia="Microsoft YaHei"/>
-                <w:b/>
-                <w:sz w:val="20"/>
-              </w:rPr>
-              <w:t>工作内容</w:t>
-            </w:r>
-          </w:p>
-        </w:tc>
-        <w:tc>
-          <w:tcPr>
-            <w:tcW w:type="dxa" w:w="2880"/>
-          </w:tcPr>
-          <w:p>
-            <w:pPr>
-              <w:jc w:val="center"/>
-            </w:pPr>
-            <w:r>
-              <w:rPr>
-                <w:rFonts w:ascii="Microsoft YaHei" w:hAnsi="Microsoft YaHei" w:eastAsia="Microsoft YaHei"/>
-                <w:b/>
-                <w:sz w:val="20"/>
-              </w:rPr>
-              <w:t>核心价值</w:t>
-            </w:r>
-          </w:p>
-        </w:tc>
-        <w:tc>
-          <w:tcPr>
-            <w:tcW w:type="dxa" w:w="2880"/>
-          </w:tcPr>
-          <w:p>
-            <w:pPr>
-              <w:jc w:val="center"/>
-            </w:pPr>
-            <w:r>
-              <w:rPr>
-                <w:rFonts w:ascii="Microsoft YaHei" w:hAnsi="Microsoft YaHei" w:eastAsia="Microsoft YaHei"/>
-                <w:b/>
-                <w:sz w:val="20"/>
-              </w:rPr>
-              <w:t>数字化赋能方向</w:t>
-            </w:r>
-          </w:p>
-        </w:tc>
-      </w:tr>
-      <w:tr>
-        <w:tc>
-          <w:tcPr>
-            <w:tcW w:type="dxa" w:w="2880"/>
-          </w:tcPr>
-          <w:p>
-            <w:pPr>
-              <w:jc w:val="left"/>
-            </w:pPr>
-            <w:r>
-              <w:rPr>
-                <w:rFonts w:ascii="Microsoft YaHei" w:hAnsi="Microsoft YaHei" w:eastAsia="Microsoft YaHei"/>
-                <w:sz w:val="19"/>
-              </w:rPr>
-              <w:t>公示客户经理电话</w:t>
-            </w:r>
-          </w:p>
-        </w:tc>
-        <w:tc>
-          <w:tcPr>
-            <w:tcW w:type="dxa" w:w="2880"/>
-          </w:tcPr>
-          <w:p>
-            <w:pPr>
-              <w:jc w:val="left"/>
-            </w:pPr>
-            <w:r>
-              <w:rPr>
-                <w:rFonts w:ascii="Microsoft YaHei" w:hAnsi="Microsoft YaHei" w:eastAsia="Microsoft YaHei"/>
-                <w:sz w:val="19"/>
-              </w:rPr>
-              <w:t>服务前置核心</w:t>
-            </w:r>
-          </w:p>
-        </w:tc>
-        <w:tc>
-          <w:tcPr>
-            <w:tcW w:type="dxa" w:w="2880"/>
-          </w:tcPr>
-          <w:p>
-            <w:pPr>
-              <w:jc w:val="left"/>
-            </w:pPr>
-            <w:r>
-              <w:rPr>
-                <w:rFonts w:ascii="Microsoft YaHei" w:hAnsi="Microsoft YaHei" w:eastAsia="Microsoft YaHei"/>
-                <w:sz w:val="19"/>
-              </w:rPr>
-              <w:t>可二维码</w:t>
-            </w:r>
-          </w:p>
-        </w:tc>
-      </w:tr>
-      <w:tr>
-        <w:tc>
-          <w:tcPr>
-            <w:tcW w:type="dxa" w:w="2880"/>
-          </w:tcPr>
-          <w:p>
-            <w:pPr>
-              <w:jc w:val="left"/>
-            </w:pPr>
-            <w:r>
-              <w:rPr>
-                <w:rFonts w:ascii="Microsoft YaHei" w:hAnsi="Microsoft YaHei" w:eastAsia="Microsoft YaHei"/>
-                <w:sz w:val="19"/>
-              </w:rPr>
-              <w:t>公示供电服务热线</w:t>
-            </w:r>
-          </w:p>
-        </w:tc>
-        <w:tc>
-          <w:tcPr>
-            <w:tcW w:type="dxa" w:w="2880"/>
-          </w:tcPr>
-          <w:p>
-            <w:pPr>
-              <w:jc w:val="left"/>
-            </w:pPr>
-            <w:r>
-              <w:rPr>
-                <w:rFonts w:ascii="Microsoft YaHei" w:hAnsi="Microsoft YaHei" w:eastAsia="Microsoft YaHei"/>
-                <w:sz w:val="19"/>
-              </w:rPr>
-              <w:t>服务前置核心</w:t>
-            </w:r>
-          </w:p>
-        </w:tc>
-        <w:tc>
-          <w:tcPr>
-            <w:tcW w:type="dxa" w:w="2880"/>
-          </w:tcPr>
-          <w:p>
-            <w:pPr>
-              <w:jc w:val="left"/>
-            </w:pPr>
-            <w:r>
-              <w:rPr>
-                <w:rFonts w:ascii="Microsoft YaHei" w:hAnsi="Microsoft YaHei" w:eastAsia="Microsoft YaHei"/>
-                <w:sz w:val="19"/>
-              </w:rPr>
-              <w:t>有系统</w:t>
-            </w:r>
-          </w:p>
-        </w:tc>
-      </w:tr>
-      <w:tr>
-        <w:tc>
-          <w:tcPr>
-            <w:tcW w:type="dxa" w:w="2880"/>
-          </w:tcPr>
-          <w:p>
-            <w:pPr>
-              <w:jc w:val="left"/>
-            </w:pPr>
-            <w:r>
-              <w:rPr>
-                <w:rFonts w:ascii="Microsoft YaHei" w:hAnsi="Microsoft YaHei" w:eastAsia="Microsoft YaHei"/>
-                <w:sz w:val="19"/>
-              </w:rPr>
-              <w:t>加入业主群/微信群</w:t>
-            </w:r>
-          </w:p>
-        </w:tc>
-        <w:tc>
-          <w:tcPr>
-            <w:tcW w:type="dxa" w:w="2880"/>
-          </w:tcPr>
-          <w:p>
-            <w:pPr>
-              <w:jc w:val="left"/>
-            </w:pPr>
-            <w:r>
-              <w:rPr>
-                <w:rFonts w:ascii="Microsoft YaHei" w:hAnsi="Microsoft YaHei" w:eastAsia="Microsoft YaHei"/>
-                <w:sz w:val="19"/>
-              </w:rPr>
-              <w:t>服务前置核心</w:t>
-            </w:r>
-          </w:p>
-        </w:tc>
-        <w:tc>
-          <w:tcPr>
-            <w:tcW w:type="dxa" w:w="2880"/>
-          </w:tcPr>
-          <w:p>
-            <w:pPr>
-              <w:jc w:val="left"/>
-            </w:pPr>
-            <w:r>
-              <w:rPr>
-                <w:rFonts w:ascii="Microsoft YaHei" w:hAnsi="Microsoft YaHei" w:eastAsia="Microsoft YaHei"/>
-                <w:sz w:val="19"/>
-              </w:rPr>
-              <w:t>企业微信可开发</w:t>
-            </w:r>
-          </w:p>
-        </w:tc>
-      </w:tr>
-      <w:tr>
-        <w:tc>
-          <w:tcPr>
-            <w:tcW w:type="dxa" w:w="2880"/>
-          </w:tcPr>
-          <w:p>
-            <w:pPr>
-              <w:jc w:val="left"/>
-            </w:pPr>
-            <w:r>
-              <w:rPr>
-                <w:rFonts w:ascii="Microsoft YaHei" w:hAnsi="Microsoft YaHei" w:eastAsia="Microsoft YaHei"/>
-                <w:sz w:val="19"/>
-              </w:rPr>
-              <w:t>建立小区供电服务群</w:t>
-            </w:r>
-          </w:p>
-        </w:tc>
-        <w:tc>
-          <w:tcPr>
-            <w:tcW w:type="dxa" w:w="2880"/>
-          </w:tcPr>
-          <w:p>
-            <w:pPr>
-              <w:jc w:val="left"/>
-            </w:pPr>
-            <w:r>
-              <w:rPr>
-                <w:rFonts w:ascii="Microsoft YaHei" w:hAnsi="Microsoft YaHei" w:eastAsia="Microsoft YaHei"/>
-                <w:sz w:val="19"/>
-              </w:rPr>
-              <w:t>服务前置核心</w:t>
-            </w:r>
-          </w:p>
-        </w:tc>
-        <w:tc>
-          <w:tcPr>
-            <w:tcW w:type="dxa" w:w="2880"/>
-          </w:tcPr>
-          <w:p>
-            <w:pPr>
-              <w:jc w:val="left"/>
-            </w:pPr>
-            <w:r>
-              <w:rPr>
-                <w:rFonts w:ascii="Microsoft YaHei" w:hAnsi="Microsoft YaHei" w:eastAsia="Microsoft YaHei"/>
-                <w:sz w:val="19"/>
-              </w:rPr>
-              <w:t>企业微信可开发</w:t>
-            </w:r>
-          </w:p>
-        </w:tc>
-      </w:tr>
-      <w:tr>
-        <w:tc>
-          <w:tcPr>
-            <w:tcW w:type="dxa" w:w="2880"/>
-          </w:tcPr>
-          <w:p>
-            <w:pPr>
-              <w:jc w:val="left"/>
-            </w:pPr>
-            <w:r>
-              <w:rPr>
-                <w:rFonts w:ascii="Microsoft YaHei" w:hAnsi="Microsoft YaHei" w:eastAsia="Microsoft YaHei"/>
-                <w:sz w:val="19"/>
-              </w:rPr>
-              <w:t>二维码扫码服务入口</w:t>
-            </w:r>
-          </w:p>
-        </w:tc>
-        <w:tc>
-          <w:tcPr>
-            <w:tcW w:type="dxa" w:w="2880"/>
-          </w:tcPr>
-          <w:p>
-            <w:pPr>
-              <w:jc w:val="left"/>
-            </w:pPr>
-            <w:r>
-              <w:rPr>
-                <w:rFonts w:ascii="Microsoft YaHei" w:hAnsi="Microsoft YaHei" w:eastAsia="Microsoft YaHei"/>
-                <w:sz w:val="19"/>
-              </w:rPr>
-              <w:t>数字化服务</w:t>
-            </w:r>
-          </w:p>
-        </w:tc>
-        <w:tc>
-          <w:tcPr>
-            <w:tcW w:type="dxa" w:w="2880"/>
-          </w:tcPr>
-          <w:p>
-            <w:pPr>
-              <w:jc w:val="left"/>
-            </w:pPr>
-            <w:r>
-              <w:rPr>
-                <w:rFonts w:ascii="Microsoft YaHei" w:hAnsi="Microsoft YaHei" w:eastAsia="Microsoft YaHei"/>
-                <w:sz w:val="19"/>
-              </w:rPr>
-              <w:t>有系统</w:t>
-            </w:r>
-          </w:p>
-        </w:tc>
-      </w:tr>
-      <w:tr>
-        <w:tc>
-          <w:tcPr>
-            <w:tcW w:type="dxa" w:w="2880"/>
-          </w:tcPr>
-          <w:p>
-            <w:pPr>
-              <w:jc w:val="left"/>
-            </w:pPr>
-            <w:r>
-              <w:rPr>
-                <w:rFonts w:ascii="Microsoft YaHei" w:hAnsi="Microsoft YaHei" w:eastAsia="Microsoft YaHei"/>
-                <w:sz w:val="19"/>
-              </w:rPr>
-              <w:t>电价政策咨询</w:t>
-            </w:r>
-          </w:p>
-        </w:tc>
-        <w:tc>
-          <w:tcPr>
-            <w:tcW w:type="dxa" w:w="2880"/>
-          </w:tcPr>
-          <w:p>
-            <w:pPr>
-              <w:jc w:val="left"/>
-            </w:pPr>
-            <w:r>
-              <w:rPr>
-                <w:rFonts w:ascii="Microsoft YaHei" w:hAnsi="Microsoft YaHei" w:eastAsia="Microsoft YaHei"/>
-                <w:sz w:val="19"/>
-              </w:rPr>
-              <w:t>本专业服务</w:t>
-            </w:r>
-          </w:p>
-        </w:tc>
-        <w:tc>
-          <w:tcPr>
-            <w:tcW w:type="dxa" w:w="2880"/>
-          </w:tcPr>
-          <w:p>
-            <w:pPr>
-              <w:jc w:val="left"/>
-            </w:pPr>
-            <w:r>
-              <w:rPr>
-                <w:rFonts w:ascii="Microsoft YaHei" w:hAnsi="Microsoft YaHei" w:eastAsia="Microsoft YaHei"/>
-                <w:sz w:val="19"/>
-              </w:rPr>
-              <w:t>政策库</w:t>
-            </w:r>
-          </w:p>
-        </w:tc>
-      </w:tr>
-      <w:tr>
-        <w:tc>
-          <w:tcPr>
-            <w:tcW w:type="dxa" w:w="2880"/>
-          </w:tcPr>
-          <w:p>
-            <w:pPr>
-              <w:jc w:val="left"/>
-            </w:pPr>
-            <w:r>
-              <w:rPr>
-                <w:rFonts w:ascii="Microsoft YaHei" w:hAnsi="Microsoft YaHei" w:eastAsia="Microsoft YaHei"/>
-                <w:sz w:val="19"/>
-              </w:rPr>
-              <w:t>电费查询解答</w:t>
-            </w:r>
-          </w:p>
-        </w:tc>
-        <w:tc>
-          <w:tcPr>
-            <w:tcW w:type="dxa" w:w="2880"/>
-          </w:tcPr>
-          <w:p>
-            <w:pPr>
-              <w:jc w:val="left"/>
-            </w:pPr>
-            <w:r>
-              <w:rPr>
-                <w:rFonts w:ascii="Microsoft YaHei" w:hAnsi="Microsoft YaHei" w:eastAsia="Microsoft YaHei"/>
-                <w:sz w:val="19"/>
-              </w:rPr>
-              <w:t>本专业服务</w:t>
-            </w:r>
-          </w:p>
-        </w:tc>
-        <w:tc>
-          <w:tcPr>
-            <w:tcW w:type="dxa" w:w="2880"/>
-          </w:tcPr>
-          <w:p>
-            <w:pPr>
-              <w:jc w:val="left"/>
-            </w:pPr>
-            <w:r>
-              <w:rPr>
-                <w:rFonts w:ascii="Microsoft YaHei" w:hAnsi="Microsoft YaHei" w:eastAsia="Microsoft YaHei"/>
-                <w:sz w:val="19"/>
-              </w:rPr>
-              <w:t>网上国网</w:t>
-            </w:r>
-          </w:p>
-        </w:tc>
-      </w:tr>
-      <w:tr>
-        <w:tc>
-          <w:tcPr>
-            <w:tcW w:type="dxa" w:w="2880"/>
-          </w:tcPr>
-          <w:p>
-            <w:pPr>
-              <w:jc w:val="left"/>
-            </w:pPr>
-            <w:r>
-              <w:rPr>
-                <w:rFonts w:ascii="Microsoft YaHei" w:hAnsi="Microsoft YaHei" w:eastAsia="Microsoft YaHei"/>
-                <w:sz w:val="19"/>
-              </w:rPr>
-              <w:t>业扩业务咨询</w:t>
-            </w:r>
-          </w:p>
-        </w:tc>
-        <w:tc>
-          <w:tcPr>
-            <w:tcW w:type="dxa" w:w="2880"/>
-          </w:tcPr>
-          <w:p>
-            <w:pPr>
-              <w:jc w:val="left"/>
-            </w:pPr>
-            <w:r>
-              <w:rPr>
-                <w:rFonts w:ascii="Microsoft YaHei" w:hAnsi="Microsoft YaHei" w:eastAsia="Microsoft YaHei"/>
-                <w:sz w:val="19"/>
-              </w:rPr>
-              <w:t>本专业服务</w:t>
-            </w:r>
-          </w:p>
-        </w:tc>
-        <w:tc>
-          <w:tcPr>
-            <w:tcW w:type="dxa" w:w="2880"/>
-          </w:tcPr>
-          <w:p>
-            <w:pPr>
-              <w:jc w:val="left"/>
-            </w:pPr>
-            <w:r>
-              <w:rPr>
-                <w:rFonts w:ascii="Microsoft YaHei" w:hAnsi="Microsoft YaHei" w:eastAsia="Microsoft YaHei"/>
-                <w:sz w:val="19"/>
-              </w:rPr>
-              <w:t>营销2.0</w:t>
-            </w:r>
-          </w:p>
-        </w:tc>
-      </w:tr>
-      <w:tr>
-        <w:tc>
-          <w:tcPr>
-            <w:tcW w:type="dxa" w:w="2880"/>
-          </w:tcPr>
-          <w:p>
-            <w:pPr>
-              <w:jc w:val="left"/>
-            </w:pPr>
-            <w:r>
-              <w:rPr>
-                <w:rFonts w:ascii="Microsoft YaHei" w:hAnsi="Microsoft YaHei" w:eastAsia="Microsoft YaHei"/>
-                <w:sz w:val="19"/>
-              </w:rPr>
-              <w:t>充电桩安装咨询</w:t>
-            </w:r>
-          </w:p>
-        </w:tc>
-        <w:tc>
-          <w:tcPr>
-            <w:tcW w:type="dxa" w:w="2880"/>
-          </w:tcPr>
-          <w:p>
-            <w:pPr>
-              <w:jc w:val="left"/>
-            </w:pPr>
-            <w:r>
-              <w:rPr>
-                <w:rFonts w:ascii="Microsoft YaHei" w:hAnsi="Microsoft YaHei" w:eastAsia="Microsoft YaHei"/>
-                <w:sz w:val="19"/>
-              </w:rPr>
-              <w:t>新业务推广</w:t>
-            </w:r>
-          </w:p>
-        </w:tc>
-        <w:tc>
-          <w:tcPr>
-            <w:tcW w:type="dxa" w:w="2880"/>
-          </w:tcPr>
-          <w:p>
-            <w:pPr>
-              <w:jc w:val="left"/>
-            </w:pPr>
-            <w:r>
-              <w:rPr>
-                <w:rFonts w:ascii="Microsoft YaHei" w:hAnsi="Microsoft YaHei" w:eastAsia="Microsoft YaHei"/>
-                <w:sz w:val="19"/>
-              </w:rPr>
-              <w:t>流程指引可开发</w:t>
-            </w:r>
-          </w:p>
-        </w:tc>
-      </w:tr>
-      <w:tr>
-        <w:tc>
-          <w:tcPr>
-            <w:tcW w:type="dxa" w:w="2880"/>
-          </w:tcPr>
-          <w:p>
-            <w:pPr>
-              <w:jc w:val="left"/>
-            </w:pPr>
-            <w:r>
-              <w:rPr>
-                <w:rFonts w:ascii="Microsoft YaHei" w:hAnsi="Microsoft YaHei" w:eastAsia="Microsoft YaHei"/>
-                <w:sz w:val="19"/>
-              </w:rPr>
-              <w:t>计划/临时停电通知送达</w:t>
-            </w:r>
-          </w:p>
-        </w:tc>
-        <w:tc>
-          <w:tcPr>
-            <w:tcW w:type="dxa" w:w="2880"/>
-          </w:tcPr>
-          <w:p>
-            <w:pPr>
-              <w:jc w:val="left"/>
-            </w:pPr>
-            <w:r>
-              <w:rPr>
-                <w:rFonts w:ascii="Microsoft YaHei" w:hAnsi="Microsoft YaHei" w:eastAsia="Microsoft YaHei"/>
-                <w:sz w:val="19"/>
-              </w:rPr>
-              <w:t>信息传递</w:t>
-            </w:r>
-          </w:p>
-        </w:tc>
-        <w:tc>
-          <w:tcPr>
-            <w:tcW w:type="dxa" w:w="2880"/>
-          </w:tcPr>
-          <w:p>
-            <w:pPr>
-              <w:jc w:val="left"/>
-            </w:pPr>
-            <w:r>
-              <w:rPr>
-                <w:rFonts w:ascii="Microsoft YaHei" w:hAnsi="Microsoft YaHei" w:eastAsia="Microsoft YaHei"/>
-                <w:sz w:val="19"/>
-              </w:rPr>
-              <w:t>短信/APP推送</w:t>
-            </w:r>
-          </w:p>
-        </w:tc>
-      </w:tr>
-      <w:tr>
-        <w:tc>
-          <w:tcPr>
-            <w:tcW w:type="dxa" w:w="2880"/>
-          </w:tcPr>
-          <w:p>
-            <w:pPr>
-              <w:jc w:val="left"/>
-            </w:pPr>
-            <w:r>
-              <w:rPr>
-                <w:rFonts w:ascii="Microsoft YaHei" w:hAnsi="Microsoft YaHei" w:eastAsia="Microsoft YaHei"/>
-                <w:sz w:val="19"/>
-              </w:rPr>
-              <w:t>迎峰度夏/度冬用电提示</w:t>
-            </w:r>
-          </w:p>
-        </w:tc>
-        <w:tc>
-          <w:tcPr>
-            <w:tcW w:type="dxa" w:w="2880"/>
-          </w:tcPr>
-          <w:p>
-            <w:pPr>
-              <w:jc w:val="left"/>
-            </w:pPr>
-            <w:r>
-              <w:rPr>
-                <w:rFonts w:ascii="Microsoft YaHei" w:hAnsi="Microsoft YaHei" w:eastAsia="Microsoft YaHei"/>
-                <w:sz w:val="19"/>
-              </w:rPr>
-              <w:t>信息传递</w:t>
-            </w:r>
-          </w:p>
-        </w:tc>
-        <w:tc>
-          <w:tcPr>
-            <w:tcW w:type="dxa" w:w="2880"/>
-          </w:tcPr>
-          <w:p>
-            <w:pPr>
-              <w:jc w:val="left"/>
-            </w:pPr>
-            <w:r>
-              <w:rPr>
-                <w:rFonts w:ascii="Microsoft YaHei" w:hAnsi="Microsoft YaHei" w:eastAsia="Microsoft YaHei"/>
-                <w:sz w:val="19"/>
-              </w:rPr>
-              <w:t>短信/APP推送</w:t>
-            </w:r>
-          </w:p>
-        </w:tc>
-      </w:tr>
-      <w:tr>
-        <w:tc>
-          <w:tcPr>
-            <w:tcW w:type="dxa" w:w="2880"/>
-          </w:tcPr>
-          <w:p>
-            <w:pPr>
-              <w:jc w:val="left"/>
-            </w:pPr>
-            <w:r>
-              <w:rPr>
-                <w:rFonts w:ascii="Microsoft YaHei" w:hAnsi="Microsoft YaHei" w:eastAsia="Microsoft YaHei"/>
-                <w:sz w:val="19"/>
-              </w:rPr>
-              <w:t>重要客户重点服务</w:t>
-            </w:r>
-          </w:p>
-        </w:tc>
-        <w:tc>
-          <w:tcPr>
-            <w:tcW w:type="dxa" w:w="2880"/>
-          </w:tcPr>
-          <w:p>
-            <w:pPr>
-              <w:jc w:val="left"/>
-            </w:pPr>
-            <w:r>
-              <w:rPr>
-                <w:rFonts w:ascii="Microsoft YaHei" w:hAnsi="Microsoft YaHei" w:eastAsia="Microsoft YaHei"/>
-                <w:sz w:val="19"/>
-              </w:rPr>
-              <w:t>本专业服务</w:t>
-            </w:r>
-          </w:p>
-        </w:tc>
-        <w:tc>
-          <w:tcPr>
-            <w:tcW w:type="dxa" w:w="2880"/>
-          </w:tcPr>
-          <w:p>
-            <w:pPr>
-              <w:jc w:val="left"/>
-            </w:pPr>
-            <w:r>
-              <w:rPr>
-                <w:rFonts w:ascii="Microsoft YaHei" w:hAnsi="Microsoft YaHei" w:eastAsia="Microsoft YaHei"/>
-                <w:sz w:val="19"/>
-              </w:rPr>
-              <w:t>客户标签系统</w:t>
-            </w:r>
-          </w:p>
-        </w:tc>
-      </w:tr>
-      <w:tr>
-        <w:tc>
-          <w:tcPr>
-            <w:tcW w:type="dxa" w:w="2880"/>
-          </w:tcPr>
-          <w:p>
-            <w:pPr>
-              <w:jc w:val="left"/>
-            </w:pPr>
-            <w:r>
-              <w:rPr>
-                <w:rFonts w:ascii="Microsoft YaHei" w:hAnsi="Microsoft YaHei" w:eastAsia="Microsoft YaHei"/>
-                <w:sz w:val="19"/>
-              </w:rPr>
-              <w:t>潜在投诉预警</w:t>
-            </w:r>
-          </w:p>
-        </w:tc>
-        <w:tc>
-          <w:tcPr>
-            <w:tcW w:type="dxa" w:w="2880"/>
-          </w:tcPr>
-          <w:p>
-            <w:pPr>
-              <w:jc w:val="left"/>
-            </w:pPr>
-            <w:r>
-              <w:rPr>
-                <w:rFonts w:ascii="Microsoft YaHei" w:hAnsi="Microsoft YaHei" w:eastAsia="Microsoft YaHei"/>
-                <w:sz w:val="19"/>
-              </w:rPr>
-              <w:t>价值高</w:t>
-            </w:r>
-          </w:p>
-        </w:tc>
-        <w:tc>
-          <w:tcPr>
-            <w:tcW w:type="dxa" w:w="2880"/>
-          </w:tcPr>
-          <w:p>
-            <w:pPr>
-              <w:jc w:val="left"/>
-            </w:pPr>
-            <w:r>
-              <w:rPr>
-                <w:rFonts w:ascii="Microsoft YaHei" w:hAnsi="Microsoft YaHei" w:eastAsia="Microsoft YaHei"/>
-                <w:sz w:val="19"/>
-              </w:rPr>
-              <w:t>预警系统可开发</w:t>
-            </w:r>
-          </w:p>
-        </w:tc>
-      </w:tr>
-      <w:tr>
-        <w:tc>
-          <w:tcPr>
-            <w:tcW w:type="dxa" w:w="2880"/>
-          </w:tcPr>
-          <w:p>
-            <w:pPr>
-              <w:jc w:val="left"/>
-            </w:pPr>
-            <w:r>
-              <w:rPr>
-                <w:rFonts w:ascii="Microsoft YaHei" w:hAnsi="Microsoft YaHei" w:eastAsia="Microsoft YaHei"/>
-                <w:sz w:val="19"/>
-              </w:rPr>
-              <w:t>用电需求收集</w:t>
-            </w:r>
-          </w:p>
-        </w:tc>
-        <w:tc>
-          <w:tcPr>
-            <w:tcW w:type="dxa" w:w="2880"/>
-          </w:tcPr>
-          <w:p>
-            <w:pPr>
-              <w:jc w:val="left"/>
-            </w:pPr>
-            <w:r>
-              <w:rPr>
-                <w:rFonts w:ascii="Microsoft YaHei" w:hAnsi="Microsoft YaHei" w:eastAsia="Microsoft YaHei"/>
-                <w:sz w:val="19"/>
-              </w:rPr>
-              <w:t>价值极高</w:t>
-            </w:r>
-          </w:p>
-        </w:tc>
-        <w:tc>
-          <w:tcPr>
-            <w:tcW w:type="dxa" w:w="2880"/>
-          </w:tcPr>
-          <w:p>
-            <w:pPr>
-              <w:jc w:val="left"/>
-            </w:pPr>
-            <w:r>
-              <w:rPr>
-                <w:rFonts w:ascii="Microsoft YaHei" w:hAnsi="Microsoft YaHei" w:eastAsia="Microsoft YaHei"/>
-                <w:sz w:val="19"/>
-              </w:rPr>
-              <w:t>营销2.0</w:t>
-            </w:r>
-          </w:p>
-        </w:tc>
-      </w:tr>
-    </w:tbl>
-    <w:p/>
     <w:p>
       <w:pPr>
         <w:pStyle w:val="Heading3"/>
-        <w:jc w:val="left"/>
       </w:pPr>
       <w:r>
         <w:rPr>
@@ -1900,662 +599,9 @@
         <w:t>二、设备检查类（高优先级）</w:t>
       </w:r>
     </w:p>
-    <w:tbl>
-      <w:tblPr>
-        <w:tblStyle w:val="TableGrid"/>
-        <w:tblW w:type="auto" w:w="0"/>
-        <w:tblLook w:firstColumn="1" w:firstRow="1" w:lastColumn="0" w:lastRow="0" w:noHBand="0" w:noVBand="1" w:val="04A0"/>
-      </w:tblPr>
-      <w:tblGrid>
-        <w:gridCol w:w="2880"/>
-        <w:gridCol w:w="2880"/>
-        <w:gridCol w:w="2880"/>
-      </w:tblGrid>
-      <w:tr>
-        <w:tc>
-          <w:tcPr>
-            <w:tcW w:type="dxa" w:w="2880"/>
-          </w:tcPr>
-          <w:p>
-            <w:pPr>
-              <w:jc w:val="center"/>
-            </w:pPr>
-            <w:r>
-              <w:rPr>
-                <w:rFonts w:ascii="Microsoft YaHei" w:hAnsi="Microsoft YaHei" w:eastAsia="Microsoft YaHei"/>
-                <w:b/>
-                <w:sz w:val="20"/>
-              </w:rPr>
-              <w:t>工作内容</w:t>
-            </w:r>
-          </w:p>
-        </w:tc>
-        <w:tc>
-          <w:tcPr>
-            <w:tcW w:type="dxa" w:w="2880"/>
-          </w:tcPr>
-          <w:p>
-            <w:pPr>
-              <w:jc w:val="center"/>
-            </w:pPr>
-            <w:r>
-              <w:rPr>
-                <w:rFonts w:ascii="Microsoft YaHei" w:hAnsi="Microsoft YaHei" w:eastAsia="Microsoft YaHei"/>
-                <w:b/>
-                <w:sz w:val="20"/>
-              </w:rPr>
-              <w:t>核心价值</w:t>
-            </w:r>
-          </w:p>
-        </w:tc>
-        <w:tc>
-          <w:tcPr>
-            <w:tcW w:type="dxa" w:w="2880"/>
-          </w:tcPr>
-          <w:p>
-            <w:pPr>
-              <w:jc w:val="center"/>
-            </w:pPr>
-            <w:r>
-              <w:rPr>
-                <w:rFonts w:ascii="Microsoft YaHei" w:hAnsi="Microsoft YaHei" w:eastAsia="Microsoft YaHei"/>
-                <w:b/>
-                <w:sz w:val="20"/>
-              </w:rPr>
-              <w:t>数字化赋能方向</w:t>
-            </w:r>
-          </w:p>
-        </w:tc>
-      </w:tr>
-      <w:tr>
-        <w:tc>
-          <w:tcPr>
-            <w:tcW w:type="dxa" w:w="2880"/>
-          </w:tcPr>
-          <w:p>
-            <w:pPr>
-              <w:jc w:val="left"/>
-            </w:pPr>
-            <w:r>
-              <w:rPr>
-                <w:rFonts w:ascii="Microsoft YaHei" w:hAnsi="Microsoft YaHei" w:eastAsia="Microsoft YaHei"/>
-                <w:sz w:val="19"/>
-              </w:rPr>
-              <w:t>电表箱检查</w:t>
-            </w:r>
-          </w:p>
-        </w:tc>
-        <w:tc>
-          <w:tcPr>
-            <w:tcW w:type="dxa" w:w="2880"/>
-          </w:tcPr>
-          <w:p>
-            <w:pPr>
-              <w:jc w:val="left"/>
-            </w:pPr>
-            <w:r>
-              <w:rPr>
-                <w:rFonts w:ascii="Microsoft YaHei" w:hAnsi="Microsoft YaHei" w:eastAsia="Microsoft YaHei"/>
-                <w:sz w:val="19"/>
-              </w:rPr>
-              <w:t>难度低价值高</w:t>
-            </w:r>
-          </w:p>
-        </w:tc>
-        <w:tc>
-          <w:tcPr>
-            <w:tcW w:type="dxa" w:w="2880"/>
-          </w:tcPr>
-          <w:p>
-            <w:pPr>
-              <w:jc w:val="left"/>
-            </w:pPr>
-            <w:r>
-              <w:rPr>
-                <w:rFonts w:ascii="Microsoft YaHei" w:hAnsi="Microsoft YaHei" w:eastAsia="Microsoft YaHei"/>
-                <w:sz w:val="19"/>
-              </w:rPr>
-              <w:t>巡检APP可开发</w:t>
-            </w:r>
-          </w:p>
-        </w:tc>
-      </w:tr>
-      <w:tr>
-        <w:tc>
-          <w:tcPr>
-            <w:tcW w:type="dxa" w:w="2880"/>
-          </w:tcPr>
-          <w:p>
-            <w:pPr>
-              <w:jc w:val="left"/>
-            </w:pPr>
-            <w:r>
-              <w:rPr>
-                <w:rFonts w:ascii="Microsoft YaHei" w:hAnsi="Microsoft YaHei" w:eastAsia="Microsoft YaHei"/>
-                <w:sz w:val="19"/>
-              </w:rPr>
-              <w:t>电表运行状态检查</w:t>
-            </w:r>
-          </w:p>
-        </w:tc>
-        <w:tc>
-          <w:tcPr>
-            <w:tcW w:type="dxa" w:w="2880"/>
-          </w:tcPr>
-          <w:p>
-            <w:pPr>
-              <w:jc w:val="left"/>
-            </w:pPr>
-            <w:r>
-              <w:rPr>
-                <w:rFonts w:ascii="Microsoft YaHei" w:hAnsi="Microsoft YaHei" w:eastAsia="Microsoft YaHei"/>
-                <w:sz w:val="19"/>
-              </w:rPr>
-              <w:t>难度低价值高</w:t>
-            </w:r>
-          </w:p>
-        </w:tc>
-        <w:tc>
-          <w:tcPr>
-            <w:tcW w:type="dxa" w:w="2880"/>
-          </w:tcPr>
-          <w:p>
-            <w:pPr>
-              <w:jc w:val="left"/>
-            </w:pPr>
-            <w:r>
-              <w:rPr>
-                <w:rFonts w:ascii="Microsoft YaHei" w:hAnsi="Microsoft YaHei" w:eastAsia="Microsoft YaHei"/>
-                <w:sz w:val="19"/>
-              </w:rPr>
-              <w:t>计量系统</w:t>
-            </w:r>
-          </w:p>
-        </w:tc>
-      </w:tr>
-      <w:tr>
-        <w:tc>
-          <w:tcPr>
-            <w:tcW w:type="dxa" w:w="2880"/>
-          </w:tcPr>
-          <w:p>
-            <w:pPr>
-              <w:jc w:val="left"/>
-            </w:pPr>
-            <w:r>
-              <w:rPr>
-                <w:rFonts w:ascii="Microsoft YaHei" w:hAnsi="Microsoft YaHei" w:eastAsia="Microsoft YaHei"/>
-                <w:sz w:val="19"/>
-              </w:rPr>
-              <w:t>计量异常发现</w:t>
-            </w:r>
-          </w:p>
-        </w:tc>
-        <w:tc>
-          <w:tcPr>
-            <w:tcW w:type="dxa" w:w="2880"/>
-          </w:tcPr>
-          <w:p>
-            <w:pPr>
-              <w:jc w:val="left"/>
-            </w:pPr>
-            <w:r>
-              <w:rPr>
-                <w:rFonts w:ascii="Microsoft YaHei" w:hAnsi="Microsoft YaHei" w:eastAsia="Microsoft YaHei"/>
-                <w:sz w:val="19"/>
-              </w:rPr>
-              <w:t>价值极高</w:t>
-            </w:r>
-          </w:p>
-        </w:tc>
-        <w:tc>
-          <w:tcPr>
-            <w:tcW w:type="dxa" w:w="2880"/>
-          </w:tcPr>
-          <w:p>
-            <w:pPr>
-              <w:jc w:val="left"/>
-            </w:pPr>
-            <w:r>
-              <w:rPr>
-                <w:rFonts w:ascii="Microsoft YaHei" w:hAnsi="Microsoft YaHei" w:eastAsia="Microsoft YaHei"/>
-                <w:sz w:val="19"/>
-              </w:rPr>
-              <w:t>AI辅助判断可开发</w:t>
-            </w:r>
-          </w:p>
-        </w:tc>
-      </w:tr>
-      <w:tr>
-        <w:tc>
-          <w:tcPr>
-            <w:tcW w:type="dxa" w:w="2880"/>
-          </w:tcPr>
-          <w:p>
-            <w:pPr>
-              <w:jc w:val="left"/>
-            </w:pPr>
-            <w:r>
-              <w:rPr>
-                <w:rFonts w:ascii="Microsoft YaHei" w:hAnsi="Microsoft YaHei" w:eastAsia="Microsoft YaHei"/>
-                <w:sz w:val="19"/>
-              </w:rPr>
-              <w:t>表计故障发现</w:t>
-            </w:r>
-          </w:p>
-        </w:tc>
-        <w:tc>
-          <w:tcPr>
-            <w:tcW w:type="dxa" w:w="2880"/>
-          </w:tcPr>
-          <w:p>
-            <w:pPr>
-              <w:jc w:val="left"/>
-            </w:pPr>
-            <w:r>
-              <w:rPr>
-                <w:rFonts w:ascii="Microsoft YaHei" w:hAnsi="Microsoft YaHei" w:eastAsia="Microsoft YaHei"/>
-                <w:sz w:val="19"/>
-              </w:rPr>
-              <w:t>价值高</w:t>
-            </w:r>
-          </w:p>
-        </w:tc>
-        <w:tc>
-          <w:tcPr>
-            <w:tcW w:type="dxa" w:w="2880"/>
-          </w:tcPr>
-          <w:p>
-            <w:pPr>
-              <w:jc w:val="left"/>
-            </w:pPr>
-            <w:r>
-              <w:rPr>
-                <w:rFonts w:ascii="Microsoft YaHei" w:hAnsi="Microsoft YaHei" w:eastAsia="Microsoft YaHei"/>
-                <w:sz w:val="19"/>
-              </w:rPr>
-              <w:t>计量系统</w:t>
-            </w:r>
-          </w:p>
-        </w:tc>
-      </w:tr>
-      <w:tr>
-        <w:tc>
-          <w:tcPr>
-            <w:tcW w:type="dxa" w:w="2880"/>
-          </w:tcPr>
-          <w:p>
-            <w:pPr>
-              <w:jc w:val="left"/>
-            </w:pPr>
-            <w:r>
-              <w:rPr>
-                <w:rFonts w:ascii="Microsoft YaHei" w:hAnsi="Microsoft YaHei" w:eastAsia="Microsoft YaHei"/>
-                <w:sz w:val="19"/>
-              </w:rPr>
-              <w:t>窃电嫌疑发现</w:t>
-            </w:r>
-          </w:p>
-        </w:tc>
-        <w:tc>
-          <w:tcPr>
-            <w:tcW w:type="dxa" w:w="2880"/>
-          </w:tcPr>
-          <w:p>
-            <w:pPr>
-              <w:jc w:val="left"/>
-            </w:pPr>
-            <w:r>
-              <w:rPr>
-                <w:rFonts w:ascii="Microsoft YaHei" w:hAnsi="Microsoft YaHei" w:eastAsia="Microsoft YaHei"/>
-                <w:sz w:val="19"/>
-              </w:rPr>
-              <w:t>价值极高</w:t>
-            </w:r>
-          </w:p>
-        </w:tc>
-        <w:tc>
-          <w:tcPr>
-            <w:tcW w:type="dxa" w:w="2880"/>
-          </w:tcPr>
-          <w:p>
-            <w:pPr>
-              <w:jc w:val="left"/>
-            </w:pPr>
-            <w:r>
-              <w:rPr>
-                <w:rFonts w:ascii="Microsoft YaHei" w:hAnsi="Microsoft YaHei" w:eastAsia="Microsoft YaHei"/>
-                <w:sz w:val="19"/>
-              </w:rPr>
-              <w:t>用电检查系统</w:t>
-            </w:r>
-          </w:p>
-        </w:tc>
-      </w:tr>
-      <w:tr>
-        <w:tc>
-          <w:tcPr>
-            <w:tcW w:type="dxa" w:w="2880"/>
-          </w:tcPr>
-          <w:p>
-            <w:pPr>
-              <w:jc w:val="left"/>
-            </w:pPr>
-            <w:r>
-              <w:rPr>
-                <w:rFonts w:ascii="Microsoft YaHei" w:hAnsi="Microsoft YaHei" w:eastAsia="Microsoft YaHei"/>
-                <w:sz w:val="19"/>
-              </w:rPr>
-              <w:t>设备位置信息采集</w:t>
-            </w:r>
-          </w:p>
-        </w:tc>
-        <w:tc>
-          <w:tcPr>
-            <w:tcW w:type="dxa" w:w="2880"/>
-          </w:tcPr>
-          <w:p>
-            <w:pPr>
-              <w:jc w:val="left"/>
-            </w:pPr>
-            <w:r>
-              <w:rPr>
-                <w:rFonts w:ascii="Microsoft YaHei" w:hAnsi="Microsoft YaHei" w:eastAsia="Microsoft YaHei"/>
-                <w:sz w:val="19"/>
-              </w:rPr>
-              <w:t>知识库建设</w:t>
-            </w:r>
-          </w:p>
-        </w:tc>
-        <w:tc>
-          <w:tcPr>
-            <w:tcW w:type="dxa" w:w="2880"/>
-          </w:tcPr>
-          <w:p>
-            <w:pPr>
-              <w:jc w:val="left"/>
-            </w:pPr>
-            <w:r>
-              <w:rPr>
-                <w:rFonts w:ascii="Microsoft YaHei" w:hAnsi="Microsoft YaHei" w:eastAsia="Microsoft YaHei"/>
-                <w:sz w:val="19"/>
-              </w:rPr>
-              <w:t>GIS系统可开发</w:t>
-            </w:r>
-          </w:p>
-        </w:tc>
-      </w:tr>
-      <w:tr>
-        <w:tc>
-          <w:tcPr>
-            <w:tcW w:type="dxa" w:w="2880"/>
-          </w:tcPr>
-          <w:p>
-            <w:pPr>
-              <w:jc w:val="left"/>
-            </w:pPr>
-            <w:r>
-              <w:rPr>
-                <w:rFonts w:ascii="Microsoft YaHei" w:hAnsi="Microsoft YaHei" w:eastAsia="Microsoft YaHei"/>
-                <w:sz w:val="19"/>
-              </w:rPr>
-              <w:t>设备照片采集</w:t>
-            </w:r>
-          </w:p>
-        </w:tc>
-        <w:tc>
-          <w:tcPr>
-            <w:tcW w:type="dxa" w:w="2880"/>
-          </w:tcPr>
-          <w:p>
-            <w:pPr>
-              <w:jc w:val="left"/>
-            </w:pPr>
-            <w:r>
-              <w:rPr>
-                <w:rFonts w:ascii="Microsoft YaHei" w:hAnsi="Microsoft YaHei" w:eastAsia="Microsoft YaHei"/>
-                <w:sz w:val="19"/>
-              </w:rPr>
-              <w:t>知识库建设</w:t>
-            </w:r>
-          </w:p>
-        </w:tc>
-        <w:tc>
-          <w:tcPr>
-            <w:tcW w:type="dxa" w:w="2880"/>
-          </w:tcPr>
-          <w:p>
-            <w:pPr>
-              <w:jc w:val="left"/>
-            </w:pPr>
-            <w:r>
-              <w:rPr>
-                <w:rFonts w:ascii="Microsoft YaHei" w:hAnsi="Microsoft YaHei" w:eastAsia="Microsoft YaHei"/>
-                <w:sz w:val="19"/>
-              </w:rPr>
-              <w:t>APP拍照可开发</w:t>
-            </w:r>
-          </w:p>
-        </w:tc>
-      </w:tr>
-      <w:tr>
-        <w:tc>
-          <w:tcPr>
-            <w:tcW w:type="dxa" w:w="2880"/>
-          </w:tcPr>
-          <w:p>
-            <w:pPr>
-              <w:jc w:val="left"/>
-            </w:pPr>
-            <w:r>
-              <w:rPr>
-                <w:rFonts w:ascii="Microsoft YaHei" w:hAnsi="Microsoft YaHei" w:eastAsia="Microsoft YaHei"/>
-                <w:sz w:val="19"/>
-              </w:rPr>
-              <w:t>违章用电发现</w:t>
-            </w:r>
-          </w:p>
-        </w:tc>
-        <w:tc>
-          <w:tcPr>
-            <w:tcW w:type="dxa" w:w="2880"/>
-          </w:tcPr>
-          <w:p>
-            <w:pPr>
-              <w:jc w:val="left"/>
-            </w:pPr>
-            <w:r>
-              <w:rPr>
-                <w:rFonts w:ascii="Microsoft YaHei" w:hAnsi="Microsoft YaHei" w:eastAsia="Microsoft YaHei"/>
-                <w:sz w:val="19"/>
-              </w:rPr>
-              <w:t>价值高</w:t>
-            </w:r>
-          </w:p>
-        </w:tc>
-        <w:tc>
-          <w:tcPr>
-            <w:tcW w:type="dxa" w:w="2880"/>
-          </w:tcPr>
-          <w:p>
-            <w:pPr>
-              <w:jc w:val="left"/>
-            </w:pPr>
-            <w:r>
-              <w:rPr>
-                <w:rFonts w:ascii="Microsoft YaHei" w:hAnsi="Microsoft YaHei" w:eastAsia="Microsoft YaHei"/>
-                <w:sz w:val="19"/>
-              </w:rPr>
-              <w:t>隐患上报APP可开发</w:t>
-            </w:r>
-          </w:p>
-        </w:tc>
-      </w:tr>
-      <w:tr>
-        <w:tc>
-          <w:tcPr>
-            <w:tcW w:type="dxa" w:w="2880"/>
-          </w:tcPr>
-          <w:p>
-            <w:pPr>
-              <w:jc w:val="left"/>
-            </w:pPr>
-            <w:r>
-              <w:rPr>
-                <w:rFonts w:ascii="Microsoft YaHei" w:hAnsi="Microsoft YaHei" w:eastAsia="Microsoft YaHei"/>
-                <w:sz w:val="19"/>
-              </w:rPr>
-              <w:t>私拉乱接发现</w:t>
-            </w:r>
-          </w:p>
-        </w:tc>
-        <w:tc>
-          <w:tcPr>
-            <w:tcW w:type="dxa" w:w="2880"/>
-          </w:tcPr>
-          <w:p>
-            <w:pPr>
-              <w:jc w:val="left"/>
-            </w:pPr>
-            <w:r>
-              <w:rPr>
-                <w:rFonts w:ascii="Microsoft YaHei" w:hAnsi="Microsoft YaHei" w:eastAsia="Microsoft YaHei"/>
-                <w:sz w:val="19"/>
-              </w:rPr>
-              <w:t>价值高</w:t>
-            </w:r>
-          </w:p>
-        </w:tc>
-        <w:tc>
-          <w:tcPr>
-            <w:tcW w:type="dxa" w:w="2880"/>
-          </w:tcPr>
-          <w:p>
-            <w:pPr>
-              <w:jc w:val="left"/>
-            </w:pPr>
-            <w:r>
-              <w:rPr>
-                <w:rFonts w:ascii="Microsoft YaHei" w:hAnsi="Microsoft YaHei" w:eastAsia="Microsoft YaHei"/>
-                <w:sz w:val="19"/>
-              </w:rPr>
-              <w:t>隐患上报APP可开发</w:t>
-            </w:r>
-          </w:p>
-        </w:tc>
-      </w:tr>
-      <w:tr>
-        <w:tc>
-          <w:tcPr>
-            <w:tcW w:type="dxa" w:w="2880"/>
-          </w:tcPr>
-          <w:p>
-            <w:pPr>
-              <w:jc w:val="left"/>
-            </w:pPr>
-            <w:r>
-              <w:rPr>
-                <w:rFonts w:ascii="Microsoft YaHei" w:hAnsi="Microsoft YaHei" w:eastAsia="Microsoft YaHei"/>
-                <w:sz w:val="19"/>
-              </w:rPr>
-              <w:t>保护器失效发现</w:t>
-            </w:r>
-          </w:p>
-        </w:tc>
-        <w:tc>
-          <w:tcPr>
-            <w:tcW w:type="dxa" w:w="2880"/>
-          </w:tcPr>
-          <w:p>
-            <w:pPr>
-              <w:jc w:val="left"/>
-            </w:pPr>
-            <w:r>
-              <w:rPr>
-                <w:rFonts w:ascii="Microsoft YaHei" w:hAnsi="Microsoft YaHei" w:eastAsia="Microsoft YaHei"/>
-                <w:sz w:val="19"/>
-              </w:rPr>
-              <w:t>价值高</w:t>
-            </w:r>
-          </w:p>
-        </w:tc>
-        <w:tc>
-          <w:tcPr>
-            <w:tcW w:type="dxa" w:w="2880"/>
-          </w:tcPr>
-          <w:p>
-            <w:pPr>
-              <w:jc w:val="left"/>
-            </w:pPr>
-            <w:r>
-              <w:rPr>
-                <w:rFonts w:ascii="Microsoft YaHei" w:hAnsi="Microsoft YaHei" w:eastAsia="Microsoft YaHei"/>
-                <w:sz w:val="19"/>
-              </w:rPr>
-              <w:t>隐患上报APP可开发</w:t>
-            </w:r>
-          </w:p>
-        </w:tc>
-      </w:tr>
-      <w:tr>
-        <w:tc>
-          <w:tcPr>
-            <w:tcW w:type="dxa" w:w="2880"/>
-          </w:tcPr>
-          <w:p>
-            <w:pPr>
-              <w:jc w:val="left"/>
-            </w:pPr>
-            <w:r>
-              <w:rPr>
-                <w:rFonts w:ascii="Microsoft YaHei" w:hAnsi="Microsoft YaHei" w:eastAsia="Microsoft YaHei"/>
-                <w:sz w:val="19"/>
-              </w:rPr>
-              <w:t>设备安全隐患发现</w:t>
-            </w:r>
-          </w:p>
-        </w:tc>
-        <w:tc>
-          <w:tcPr>
-            <w:tcW w:type="dxa" w:w="2880"/>
-          </w:tcPr>
-          <w:p>
-            <w:pPr>
-              <w:jc w:val="left"/>
-            </w:pPr>
-            <w:r>
-              <w:rPr>
-                <w:rFonts w:ascii="Microsoft YaHei" w:hAnsi="Microsoft YaHei" w:eastAsia="Microsoft YaHei"/>
-                <w:sz w:val="19"/>
-              </w:rPr>
-              <w:t>价值高</w:t>
-            </w:r>
-          </w:p>
-        </w:tc>
-        <w:tc>
-          <w:tcPr>
-            <w:tcW w:type="dxa" w:w="2880"/>
-          </w:tcPr>
-          <w:p>
-            <w:pPr>
-              <w:jc w:val="left"/>
-            </w:pPr>
-            <w:r>
-              <w:rPr>
-                <w:rFonts w:ascii="Microsoft YaHei" w:hAnsi="Microsoft YaHei" w:eastAsia="Microsoft YaHei"/>
-                <w:sz w:val="19"/>
-              </w:rPr>
-              <w:t>隐患上报APP可开发</w:t>
-            </w:r>
-          </w:p>
-        </w:tc>
-      </w:tr>
-    </w:tbl>
-    <w:p/>
     <w:p>
       <w:pPr>
         <w:pStyle w:val="Heading3"/>
-        <w:jc w:val="left"/>
       </w:pPr>
       <w:r>
         <w:rPr>
@@ -2567,609 +613,9 @@
         <w:t>三、应急保供类（高优先级）</w:t>
       </w:r>
     </w:p>
-    <w:tbl>
-      <w:tblPr>
-        <w:tblStyle w:val="TableGrid"/>
-        <w:tblW w:type="auto" w:w="0"/>
-        <w:tblLook w:firstColumn="1" w:firstRow="1" w:lastColumn="0" w:lastRow="0" w:noHBand="0" w:noVBand="1" w:val="04A0"/>
-      </w:tblPr>
-      <w:tblGrid>
-        <w:gridCol w:w="2880"/>
-        <w:gridCol w:w="2880"/>
-        <w:gridCol w:w="2880"/>
-      </w:tblGrid>
-      <w:tr>
-        <w:tc>
-          <w:tcPr>
-            <w:tcW w:type="dxa" w:w="2880"/>
-          </w:tcPr>
-          <w:p>
-            <w:pPr>
-              <w:jc w:val="center"/>
-            </w:pPr>
-            <w:r>
-              <w:rPr>
-                <w:rFonts w:ascii="Microsoft YaHei" w:hAnsi="Microsoft YaHei" w:eastAsia="Microsoft YaHei"/>
-                <w:b/>
-                <w:sz w:val="20"/>
-              </w:rPr>
-              <w:t>工作内容</w:t>
-            </w:r>
-          </w:p>
-        </w:tc>
-        <w:tc>
-          <w:tcPr>
-            <w:tcW w:type="dxa" w:w="2880"/>
-          </w:tcPr>
-          <w:p>
-            <w:pPr>
-              <w:jc w:val="center"/>
-            </w:pPr>
-            <w:r>
-              <w:rPr>
-                <w:rFonts w:ascii="Microsoft YaHei" w:hAnsi="Microsoft YaHei" w:eastAsia="Microsoft YaHei"/>
-                <w:b/>
-                <w:sz w:val="20"/>
-              </w:rPr>
-              <w:t>核心价值</w:t>
-            </w:r>
-          </w:p>
-        </w:tc>
-        <w:tc>
-          <w:tcPr>
-            <w:tcW w:type="dxa" w:w="2880"/>
-          </w:tcPr>
-          <w:p>
-            <w:pPr>
-              <w:jc w:val="center"/>
-            </w:pPr>
-            <w:r>
-              <w:rPr>
-                <w:rFonts w:ascii="Microsoft YaHei" w:hAnsi="Microsoft YaHei" w:eastAsia="Microsoft YaHei"/>
-                <w:b/>
-                <w:sz w:val="20"/>
-              </w:rPr>
-              <w:t>数字化赋能方向</w:t>
-            </w:r>
-          </w:p>
-        </w:tc>
-      </w:tr>
-      <w:tr>
-        <w:tc>
-          <w:tcPr>
-            <w:tcW w:type="dxa" w:w="2880"/>
-          </w:tcPr>
-          <w:p>
-            <w:pPr>
-              <w:jc w:val="left"/>
-            </w:pPr>
-            <w:r>
-              <w:rPr>
-                <w:rFonts w:ascii="Microsoft YaHei" w:hAnsi="Microsoft YaHei" w:eastAsia="Microsoft YaHei"/>
-                <w:sz w:val="19"/>
-              </w:rPr>
-              <w:t>发电车接入点查勘</w:t>
-            </w:r>
-          </w:p>
-        </w:tc>
-        <w:tc>
-          <w:tcPr>
-            <w:tcW w:type="dxa" w:w="2880"/>
-          </w:tcPr>
-          <w:p>
-            <w:pPr>
-              <w:jc w:val="left"/>
-            </w:pPr>
-            <w:r>
-              <w:rPr>
-                <w:rFonts w:ascii="Microsoft YaHei" w:hAnsi="Microsoft YaHei" w:eastAsia="Microsoft YaHei"/>
-                <w:sz w:val="19"/>
-              </w:rPr>
-              <w:t>极高价值</w:t>
-            </w:r>
-          </w:p>
-        </w:tc>
-        <w:tc>
-          <w:tcPr>
-            <w:tcW w:type="dxa" w:w="2880"/>
-          </w:tcPr>
-          <w:p>
-            <w:pPr>
-              <w:jc w:val="left"/>
-            </w:pPr>
-            <w:r>
-              <w:rPr>
-                <w:rFonts w:ascii="Microsoft YaHei" w:hAnsi="Microsoft YaHei" w:eastAsia="Microsoft YaHei"/>
-                <w:sz w:val="19"/>
-              </w:rPr>
-              <w:t>知识库系统可开发</w:t>
-            </w:r>
-          </w:p>
-        </w:tc>
-      </w:tr>
-      <w:tr>
-        <w:tc>
-          <w:tcPr>
-            <w:tcW w:type="dxa" w:w="2880"/>
-          </w:tcPr>
-          <w:p>
-            <w:pPr>
-              <w:jc w:val="left"/>
-            </w:pPr>
-            <w:r>
-              <w:rPr>
-                <w:rFonts w:ascii="Microsoft YaHei" w:hAnsi="Microsoft YaHei" w:eastAsia="Microsoft YaHei"/>
-                <w:sz w:val="19"/>
-              </w:rPr>
-              <w:t>应急发电机接口确认</w:t>
-            </w:r>
-          </w:p>
-        </w:tc>
-        <w:tc>
-          <w:tcPr>
-            <w:tcW w:type="dxa" w:w="2880"/>
-          </w:tcPr>
-          <w:p>
-            <w:pPr>
-              <w:jc w:val="left"/>
-            </w:pPr>
-            <w:r>
-              <w:rPr>
-                <w:rFonts w:ascii="Microsoft YaHei" w:hAnsi="Microsoft YaHei" w:eastAsia="Microsoft YaHei"/>
-                <w:sz w:val="19"/>
-              </w:rPr>
-              <w:t>极高价值</w:t>
-            </w:r>
-          </w:p>
-        </w:tc>
-        <w:tc>
-          <w:tcPr>
-            <w:tcW w:type="dxa" w:w="2880"/>
-          </w:tcPr>
-          <w:p>
-            <w:pPr>
-              <w:jc w:val="left"/>
-            </w:pPr>
-            <w:r>
-              <w:rPr>
-                <w:rFonts w:ascii="Microsoft YaHei" w:hAnsi="Microsoft YaHei" w:eastAsia="Microsoft YaHei"/>
-                <w:sz w:val="19"/>
-              </w:rPr>
-              <w:t>知识库系统可开发</w:t>
-            </w:r>
-          </w:p>
-        </w:tc>
-      </w:tr>
-      <w:tr>
-        <w:tc>
-          <w:tcPr>
-            <w:tcW w:type="dxa" w:w="2880"/>
-          </w:tcPr>
-          <w:p>
-            <w:pPr>
-              <w:jc w:val="left"/>
-            </w:pPr>
-            <w:r>
-              <w:rPr>
-                <w:rFonts w:ascii="Microsoft YaHei" w:hAnsi="Microsoft YaHei" w:eastAsia="Microsoft YaHei"/>
-                <w:sz w:val="19"/>
-              </w:rPr>
-              <w:t>接线图绘制/更新</w:t>
-            </w:r>
-          </w:p>
-        </w:tc>
-        <w:tc>
-          <w:tcPr>
-            <w:tcW w:type="dxa" w:w="2880"/>
-          </w:tcPr>
-          <w:p>
-            <w:pPr>
-              <w:jc w:val="left"/>
-            </w:pPr>
-            <w:r>
-              <w:rPr>
-                <w:rFonts w:ascii="Microsoft YaHei" w:hAnsi="Microsoft YaHei" w:eastAsia="Microsoft YaHei"/>
-                <w:sz w:val="19"/>
-              </w:rPr>
-              <w:t>知识库核心</w:t>
-            </w:r>
-          </w:p>
-        </w:tc>
-        <w:tc>
-          <w:tcPr>
-            <w:tcW w:type="dxa" w:w="2880"/>
-          </w:tcPr>
-          <w:p>
-            <w:pPr>
-              <w:jc w:val="left"/>
-            </w:pPr>
-            <w:r>
-              <w:rPr>
-                <w:rFonts w:ascii="Microsoft YaHei" w:hAnsi="Microsoft YaHei" w:eastAsia="Microsoft YaHei"/>
-                <w:sz w:val="19"/>
-              </w:rPr>
-              <w:t>绘图工具可开发</w:t>
-            </w:r>
-          </w:p>
-        </w:tc>
-      </w:tr>
-      <w:tr>
-        <w:tc>
-          <w:tcPr>
-            <w:tcW w:type="dxa" w:w="2880"/>
-          </w:tcPr>
-          <w:p>
-            <w:pPr>
-              <w:jc w:val="left"/>
-            </w:pPr>
-            <w:r>
-              <w:rPr>
-                <w:rFonts w:ascii="Microsoft YaHei" w:hAnsi="Microsoft YaHei" w:eastAsia="Microsoft YaHei"/>
-                <w:sz w:val="19"/>
-              </w:rPr>
-              <w:t>供电方式记录</w:t>
-            </w:r>
-          </w:p>
-        </w:tc>
-        <w:tc>
-          <w:tcPr>
-            <w:tcW w:type="dxa" w:w="2880"/>
-          </w:tcPr>
-          <w:p>
-            <w:pPr>
-              <w:jc w:val="left"/>
-            </w:pPr>
-            <w:r>
-              <w:rPr>
-                <w:rFonts w:ascii="Microsoft YaHei" w:hAnsi="Microsoft YaHei" w:eastAsia="Microsoft YaHei"/>
-                <w:sz w:val="19"/>
-              </w:rPr>
-              <w:t>知识库核心</w:t>
-            </w:r>
-          </w:p>
-        </w:tc>
-        <w:tc>
-          <w:tcPr>
-            <w:tcW w:type="dxa" w:w="2880"/>
-          </w:tcPr>
-          <w:p>
-            <w:pPr>
-              <w:jc w:val="left"/>
-            </w:pPr>
-            <w:r>
-              <w:rPr>
-                <w:rFonts w:ascii="Microsoft YaHei" w:hAnsi="Microsoft YaHei" w:eastAsia="Microsoft YaHei"/>
-                <w:sz w:val="19"/>
-              </w:rPr>
-              <w:t>知识库系统可开发</w:t>
-            </w:r>
-          </w:p>
-        </w:tc>
-      </w:tr>
-      <w:tr>
-        <w:tc>
-          <w:tcPr>
-            <w:tcW w:type="dxa" w:w="2880"/>
-          </w:tcPr>
-          <w:p>
-            <w:pPr>
-              <w:jc w:val="left"/>
-            </w:pPr>
-            <w:r>
-              <w:rPr>
-                <w:rFonts w:ascii="Microsoft YaHei" w:hAnsi="Microsoft YaHei" w:eastAsia="Microsoft YaHei"/>
-                <w:sz w:val="19"/>
-              </w:rPr>
-              <w:t>重要客户清单维护</w:t>
-            </w:r>
-          </w:p>
-        </w:tc>
-        <w:tc>
-          <w:tcPr>
-            <w:tcW w:type="dxa" w:w="2880"/>
-          </w:tcPr>
-          <w:p>
-            <w:pPr>
-              <w:jc w:val="left"/>
-            </w:pPr>
-            <w:r>
-              <w:rPr>
-                <w:rFonts w:ascii="Microsoft YaHei" w:hAnsi="Microsoft YaHei" w:eastAsia="Microsoft YaHei"/>
-                <w:sz w:val="19"/>
-              </w:rPr>
-              <w:t>极高价值</w:t>
-            </w:r>
-          </w:p>
-        </w:tc>
-        <w:tc>
-          <w:tcPr>
-            <w:tcW w:type="dxa" w:w="2880"/>
-          </w:tcPr>
-          <w:p>
-            <w:pPr>
-              <w:jc w:val="left"/>
-            </w:pPr>
-            <w:r>
-              <w:rPr>
-                <w:rFonts w:ascii="Microsoft YaHei" w:hAnsi="Microsoft YaHei" w:eastAsia="Microsoft YaHei"/>
-                <w:sz w:val="19"/>
-              </w:rPr>
-              <w:t>保供电系统</w:t>
-            </w:r>
-          </w:p>
-        </w:tc>
-      </w:tr>
-      <w:tr>
-        <w:tc>
-          <w:tcPr>
-            <w:tcW w:type="dxa" w:w="2880"/>
-          </w:tcPr>
-          <w:p>
-            <w:pPr>
-              <w:jc w:val="left"/>
-            </w:pPr>
-            <w:r>
-              <w:rPr>
-                <w:rFonts w:ascii="Microsoft YaHei" w:hAnsi="Microsoft YaHei" w:eastAsia="Microsoft YaHei"/>
-                <w:sz w:val="19"/>
-              </w:rPr>
-              <w:t>保供电点位确认</w:t>
-            </w:r>
-          </w:p>
-        </w:tc>
-        <w:tc>
-          <w:tcPr>
-            <w:tcW w:type="dxa" w:w="2880"/>
-          </w:tcPr>
-          <w:p>
-            <w:pPr>
-              <w:jc w:val="left"/>
-            </w:pPr>
-            <w:r>
-              <w:rPr>
-                <w:rFonts w:ascii="Microsoft YaHei" w:hAnsi="Microsoft YaHei" w:eastAsia="Microsoft YaHei"/>
-                <w:sz w:val="19"/>
-              </w:rPr>
-              <w:t>极高价值</w:t>
-            </w:r>
-          </w:p>
-        </w:tc>
-        <w:tc>
-          <w:tcPr>
-            <w:tcW w:type="dxa" w:w="2880"/>
-          </w:tcPr>
-          <w:p>
-            <w:pPr>
-              <w:jc w:val="left"/>
-            </w:pPr>
-            <w:r>
-              <w:rPr>
-                <w:rFonts w:ascii="Microsoft YaHei" w:hAnsi="Microsoft YaHei" w:eastAsia="Microsoft YaHei"/>
-                <w:sz w:val="19"/>
-              </w:rPr>
-              <w:t>保供电系统</w:t>
-            </w:r>
-          </w:p>
-        </w:tc>
-      </w:tr>
-      <w:tr>
-        <w:tc>
-          <w:tcPr>
-            <w:tcW w:type="dxa" w:w="2880"/>
-          </w:tcPr>
-          <w:p>
-            <w:pPr>
-              <w:jc w:val="left"/>
-            </w:pPr>
-            <w:r>
-              <w:rPr>
-                <w:rFonts w:ascii="Microsoft YaHei" w:hAnsi="Microsoft YaHei" w:eastAsia="Microsoft YaHei"/>
-                <w:sz w:val="19"/>
-              </w:rPr>
-              <w:t>应急联系人更新</w:t>
-            </w:r>
-          </w:p>
-        </w:tc>
-        <w:tc>
-          <w:tcPr>
-            <w:tcW w:type="dxa" w:w="2880"/>
-          </w:tcPr>
-          <w:p>
-            <w:pPr>
-              <w:jc w:val="left"/>
-            </w:pPr>
-            <w:r>
-              <w:rPr>
-                <w:rFonts w:ascii="Microsoft YaHei" w:hAnsi="Microsoft YaHei" w:eastAsia="Microsoft YaHei"/>
-                <w:sz w:val="19"/>
-              </w:rPr>
-              <w:t>高价值</w:t>
-            </w:r>
-          </w:p>
-        </w:tc>
-        <w:tc>
-          <w:tcPr>
-            <w:tcW w:type="dxa" w:w="2880"/>
-          </w:tcPr>
-          <w:p>
-            <w:pPr>
-              <w:jc w:val="left"/>
-            </w:pPr>
-            <w:r>
-              <w:rPr>
-                <w:rFonts w:ascii="Microsoft YaHei" w:hAnsi="Microsoft YaHei" w:eastAsia="Microsoft YaHei"/>
-                <w:sz w:val="19"/>
-              </w:rPr>
-              <w:t>客户档案系统</w:t>
-            </w:r>
-          </w:p>
-        </w:tc>
-      </w:tr>
-      <w:tr>
-        <w:tc>
-          <w:tcPr>
-            <w:tcW w:type="dxa" w:w="2880"/>
-          </w:tcPr>
-          <w:p>
-            <w:pPr>
-              <w:jc w:val="left"/>
-            </w:pPr>
-            <w:r>
-              <w:rPr>
-                <w:rFonts w:ascii="Microsoft YaHei" w:hAnsi="Microsoft YaHei" w:eastAsia="Microsoft YaHei"/>
-                <w:sz w:val="19"/>
-              </w:rPr>
-              <w:t>重要负荷确认</w:t>
-            </w:r>
-          </w:p>
-        </w:tc>
-        <w:tc>
-          <w:tcPr>
-            <w:tcW w:type="dxa" w:w="2880"/>
-          </w:tcPr>
-          <w:p>
-            <w:pPr>
-              <w:jc w:val="left"/>
-            </w:pPr>
-            <w:r>
-              <w:rPr>
-                <w:rFonts w:ascii="Microsoft YaHei" w:hAnsi="Microsoft YaHei" w:eastAsia="Microsoft YaHei"/>
-                <w:sz w:val="19"/>
-              </w:rPr>
-              <w:t>极高价值</w:t>
-            </w:r>
-          </w:p>
-        </w:tc>
-        <w:tc>
-          <w:tcPr>
-            <w:tcW w:type="dxa" w:w="2880"/>
-          </w:tcPr>
-          <w:p>
-            <w:pPr>
-              <w:jc w:val="left"/>
-            </w:pPr>
-            <w:r>
-              <w:rPr>
-                <w:rFonts w:ascii="Microsoft YaHei" w:hAnsi="Microsoft YaHei" w:eastAsia="Microsoft YaHei"/>
-                <w:sz w:val="19"/>
-              </w:rPr>
-              <w:t>标签化管理可开发</w:t>
-            </w:r>
-          </w:p>
-        </w:tc>
-      </w:tr>
-      <w:tr>
-        <w:tc>
-          <w:tcPr>
-            <w:tcW w:type="dxa" w:w="2880"/>
-          </w:tcPr>
-          <w:p>
-            <w:pPr>
-              <w:jc w:val="left"/>
-            </w:pPr>
-            <w:r>
-              <w:rPr>
-                <w:rFonts w:ascii="Microsoft YaHei" w:hAnsi="Microsoft YaHei" w:eastAsia="Microsoft YaHei"/>
-                <w:sz w:val="19"/>
-              </w:rPr>
-              <w:t>客户安抚和信息传递</w:t>
-            </w:r>
-          </w:p>
-        </w:tc>
-        <w:tc>
-          <w:tcPr>
-            <w:tcW w:type="dxa" w:w="2880"/>
-          </w:tcPr>
-          <w:p>
-            <w:pPr>
-              <w:jc w:val="left"/>
-            </w:pPr>
-            <w:r>
-              <w:rPr>
-                <w:rFonts w:ascii="Microsoft YaHei" w:hAnsi="Microsoft YaHei" w:eastAsia="Microsoft YaHei"/>
-                <w:sz w:val="19"/>
-              </w:rPr>
-              <w:t>高价值</w:t>
-            </w:r>
-          </w:p>
-        </w:tc>
-        <w:tc>
-          <w:tcPr>
-            <w:tcW w:type="dxa" w:w="2880"/>
-          </w:tcPr>
-          <w:p>
-            <w:pPr>
-              <w:jc w:val="left"/>
-            </w:pPr>
-            <w:r>
-              <w:rPr>
-                <w:rFonts w:ascii="Microsoft YaHei" w:hAnsi="Microsoft YaHei" w:eastAsia="Microsoft YaHei"/>
-                <w:sz w:val="19"/>
-              </w:rPr>
-              <w:t>实时推送</w:t>
-            </w:r>
-          </w:p>
-        </w:tc>
-      </w:tr>
-      <w:tr>
-        <w:tc>
-          <w:tcPr>
-            <w:tcW w:type="dxa" w:w="2880"/>
-          </w:tcPr>
-          <w:p>
-            <w:pPr>
-              <w:jc w:val="left"/>
-            </w:pPr>
-            <w:r>
-              <w:rPr>
-                <w:rFonts w:ascii="Microsoft YaHei" w:hAnsi="Microsoft YaHei" w:eastAsia="Microsoft YaHei"/>
-                <w:sz w:val="19"/>
-              </w:rPr>
-              <w:t>现场信息报送</w:t>
-            </w:r>
-          </w:p>
-        </w:tc>
-        <w:tc>
-          <w:tcPr>
-            <w:tcW w:type="dxa" w:w="2880"/>
-          </w:tcPr>
-          <w:p>
-            <w:pPr>
-              <w:jc w:val="left"/>
-            </w:pPr>
-            <w:r>
-              <w:rPr>
-                <w:rFonts w:ascii="Microsoft YaHei" w:hAnsi="Microsoft YaHei" w:eastAsia="Microsoft YaHei"/>
-                <w:sz w:val="19"/>
-              </w:rPr>
-              <w:t>高价值</w:t>
-            </w:r>
-          </w:p>
-        </w:tc>
-        <w:tc>
-          <w:tcPr>
-            <w:tcW w:type="dxa" w:w="2880"/>
-          </w:tcPr>
-          <w:p>
-            <w:pPr>
-              <w:jc w:val="left"/>
-            </w:pPr>
-            <w:r>
-              <w:rPr>
-                <w:rFonts w:ascii="Microsoft YaHei" w:hAnsi="Microsoft YaHei" w:eastAsia="Microsoft YaHei"/>
-                <w:sz w:val="19"/>
-              </w:rPr>
-              <w:t>抢修系统</w:t>
-            </w:r>
-          </w:p>
-        </w:tc>
-      </w:tr>
-    </w:tbl>
-    <w:p/>
     <w:p>
       <w:pPr>
         <w:pStyle w:val="Heading3"/>
-        <w:jc w:val="left"/>
       </w:pPr>
       <w:r>
         <w:rPr>
@@ -3181,450 +627,9 @@
         <w:t>四、信息维护类（高优先级）</w:t>
       </w:r>
     </w:p>
-    <w:tbl>
-      <w:tblPr>
-        <w:tblStyle w:val="TableGrid"/>
-        <w:tblW w:type="auto" w:w="0"/>
-        <w:tblLook w:firstColumn="1" w:firstRow="1" w:lastColumn="0" w:lastRow="0" w:noHBand="0" w:noVBand="1" w:val="04A0"/>
-      </w:tblPr>
-      <w:tblGrid>
-        <w:gridCol w:w="2880"/>
-        <w:gridCol w:w="2880"/>
-        <w:gridCol w:w="2880"/>
-      </w:tblGrid>
-      <w:tr>
-        <w:tc>
-          <w:tcPr>
-            <w:tcW w:type="dxa" w:w="2880"/>
-          </w:tcPr>
-          <w:p>
-            <w:pPr>
-              <w:jc w:val="center"/>
-            </w:pPr>
-            <w:r>
-              <w:rPr>
-                <w:rFonts w:ascii="Microsoft YaHei" w:hAnsi="Microsoft YaHei" w:eastAsia="Microsoft YaHei"/>
-                <w:b/>
-                <w:sz w:val="20"/>
-              </w:rPr>
-              <w:t>工作内容</w:t>
-            </w:r>
-          </w:p>
-        </w:tc>
-        <w:tc>
-          <w:tcPr>
-            <w:tcW w:type="dxa" w:w="2880"/>
-          </w:tcPr>
-          <w:p>
-            <w:pPr>
-              <w:jc w:val="center"/>
-            </w:pPr>
-            <w:r>
-              <w:rPr>
-                <w:rFonts w:ascii="Microsoft YaHei" w:hAnsi="Microsoft YaHei" w:eastAsia="Microsoft YaHei"/>
-                <w:b/>
-                <w:sz w:val="20"/>
-              </w:rPr>
-              <w:t>核心价值</w:t>
-            </w:r>
-          </w:p>
-        </w:tc>
-        <w:tc>
-          <w:tcPr>
-            <w:tcW w:type="dxa" w:w="2880"/>
-          </w:tcPr>
-          <w:p>
-            <w:pPr>
-              <w:jc w:val="center"/>
-            </w:pPr>
-            <w:r>
-              <w:rPr>
-                <w:rFonts w:ascii="Microsoft YaHei" w:hAnsi="Microsoft YaHei" w:eastAsia="Microsoft YaHei"/>
-                <w:b/>
-                <w:sz w:val="20"/>
-              </w:rPr>
-              <w:t>数字化赋能方向</w:t>
-            </w:r>
-          </w:p>
-        </w:tc>
-      </w:tr>
-      <w:tr>
-        <w:tc>
-          <w:tcPr>
-            <w:tcW w:type="dxa" w:w="2880"/>
-          </w:tcPr>
-          <w:p>
-            <w:pPr>
-              <w:jc w:val="left"/>
-            </w:pPr>
-            <w:r>
-              <w:rPr>
-                <w:rFonts w:ascii="Microsoft YaHei" w:hAnsi="Microsoft YaHei" w:eastAsia="Microsoft YaHei"/>
-                <w:sz w:val="19"/>
-              </w:rPr>
-              <w:t>客户联系方式更新</w:t>
-            </w:r>
-          </w:p>
-        </w:tc>
-        <w:tc>
-          <w:tcPr>
-            <w:tcW w:type="dxa" w:w="2880"/>
-          </w:tcPr>
-          <w:p>
-            <w:pPr>
-              <w:jc w:val="left"/>
-            </w:pPr>
-            <w:r>
-              <w:rPr>
-                <w:rFonts w:ascii="Microsoft YaHei" w:hAnsi="Microsoft YaHei" w:eastAsia="Microsoft YaHei"/>
-                <w:sz w:val="19"/>
-              </w:rPr>
-              <w:t>极高价值</w:t>
-            </w:r>
-          </w:p>
-        </w:tc>
-        <w:tc>
-          <w:tcPr>
-            <w:tcW w:type="dxa" w:w="2880"/>
-          </w:tcPr>
-          <w:p>
-            <w:pPr>
-              <w:jc w:val="left"/>
-            </w:pPr>
-            <w:r>
-              <w:rPr>
-                <w:rFonts w:ascii="Microsoft YaHei" w:hAnsi="Microsoft YaHei" w:eastAsia="Microsoft YaHei"/>
-                <w:sz w:val="19"/>
-              </w:rPr>
-              <w:t>营销2.0</w:t>
-            </w:r>
-          </w:p>
-        </w:tc>
-      </w:tr>
-      <w:tr>
-        <w:tc>
-          <w:tcPr>
-            <w:tcW w:type="dxa" w:w="2880"/>
-          </w:tcPr>
-          <w:p>
-            <w:pPr>
-              <w:jc w:val="left"/>
-            </w:pPr>
-            <w:r>
-              <w:rPr>
-                <w:rFonts w:ascii="Microsoft YaHei" w:hAnsi="Microsoft YaHei" w:eastAsia="Microsoft YaHei"/>
-                <w:sz w:val="19"/>
-              </w:rPr>
-              <w:t>客户分类标签更新</w:t>
-            </w:r>
-          </w:p>
-        </w:tc>
-        <w:tc>
-          <w:tcPr>
-            <w:tcW w:type="dxa" w:w="2880"/>
-          </w:tcPr>
-          <w:p>
-            <w:pPr>
-              <w:jc w:val="left"/>
-            </w:pPr>
-            <w:r>
-              <w:rPr>
-                <w:rFonts w:ascii="Microsoft YaHei" w:hAnsi="Microsoft YaHei" w:eastAsia="Microsoft YaHei"/>
-                <w:sz w:val="19"/>
-              </w:rPr>
-              <w:t>高价值</w:t>
-            </w:r>
-          </w:p>
-        </w:tc>
-        <w:tc>
-          <w:tcPr>
-            <w:tcW w:type="dxa" w:w="2880"/>
-          </w:tcPr>
-          <w:p>
-            <w:pPr>
-              <w:jc w:val="left"/>
-            </w:pPr>
-            <w:r>
-              <w:rPr>
-                <w:rFonts w:ascii="Microsoft YaHei" w:hAnsi="Microsoft YaHei" w:eastAsia="Microsoft YaHei"/>
-                <w:sz w:val="19"/>
-              </w:rPr>
-              <w:t>营销2.0</w:t>
-            </w:r>
-          </w:p>
-        </w:tc>
-      </w:tr>
-      <w:tr>
-        <w:tc>
-          <w:tcPr>
-            <w:tcW w:type="dxa" w:w="2880"/>
-          </w:tcPr>
-          <w:p>
-            <w:pPr>
-              <w:jc w:val="left"/>
-            </w:pPr>
-            <w:r>
-              <w:rPr>
-                <w:rFonts w:ascii="Microsoft YaHei" w:hAnsi="Microsoft YaHei" w:eastAsia="Microsoft YaHei"/>
-                <w:sz w:val="19"/>
-              </w:rPr>
-              <w:t>用电需求收集</w:t>
-            </w:r>
-          </w:p>
-        </w:tc>
-        <w:tc>
-          <w:tcPr>
-            <w:tcW w:type="dxa" w:w="2880"/>
-          </w:tcPr>
-          <w:p>
-            <w:pPr>
-              <w:jc w:val="left"/>
-            </w:pPr>
-            <w:r>
-              <w:rPr>
-                <w:rFonts w:ascii="Microsoft YaHei" w:hAnsi="Microsoft YaHei" w:eastAsia="Microsoft YaHei"/>
-                <w:sz w:val="19"/>
-              </w:rPr>
-              <w:t>极高价值</w:t>
-            </w:r>
-          </w:p>
-        </w:tc>
-        <w:tc>
-          <w:tcPr>
-            <w:tcW w:type="dxa" w:w="2880"/>
-          </w:tcPr>
-          <w:p>
-            <w:pPr>
-              <w:jc w:val="left"/>
-            </w:pPr>
-            <w:r>
-              <w:rPr>
-                <w:rFonts w:ascii="Microsoft YaHei" w:hAnsi="Microsoft YaHei" w:eastAsia="Microsoft YaHei"/>
-                <w:sz w:val="19"/>
-              </w:rPr>
-              <w:t>营销2.0</w:t>
-            </w:r>
-          </w:p>
-        </w:tc>
-      </w:tr>
-      <w:tr>
-        <w:tc>
-          <w:tcPr>
-            <w:tcW w:type="dxa" w:w="2880"/>
-          </w:tcPr>
-          <w:p>
-            <w:pPr>
-              <w:jc w:val="left"/>
-            </w:pPr>
-            <w:r>
-              <w:rPr>
-                <w:rFonts w:ascii="Microsoft YaHei" w:hAnsi="Microsoft YaHei" w:eastAsia="Microsoft YaHei"/>
-                <w:sz w:val="19"/>
-              </w:rPr>
-              <w:t>特殊时期用电需求</w:t>
-            </w:r>
-          </w:p>
-        </w:tc>
-        <w:tc>
-          <w:tcPr>
-            <w:tcW w:type="dxa" w:w="2880"/>
-          </w:tcPr>
-          <w:p>
-            <w:pPr>
-              <w:jc w:val="left"/>
-            </w:pPr>
-            <w:r>
-              <w:rPr>
-                <w:rFonts w:ascii="Microsoft YaHei" w:hAnsi="Microsoft YaHei" w:eastAsia="Microsoft YaHei"/>
-                <w:sz w:val="19"/>
-              </w:rPr>
-              <w:t>极高价值</w:t>
-            </w:r>
-          </w:p>
-        </w:tc>
-        <w:tc>
-          <w:tcPr>
-            <w:tcW w:type="dxa" w:w="2880"/>
-          </w:tcPr>
-          <w:p>
-            <w:pPr>
-              <w:jc w:val="left"/>
-            </w:pPr>
-            <w:r>
-              <w:rPr>
-                <w:rFonts w:ascii="Microsoft YaHei" w:hAnsi="Microsoft YaHei" w:eastAsia="Microsoft YaHei"/>
-                <w:sz w:val="19"/>
-              </w:rPr>
-              <w:t>需求收集系统可开发</w:t>
-            </w:r>
-          </w:p>
-        </w:tc>
-      </w:tr>
-      <w:tr>
-        <w:tc>
-          <w:tcPr>
-            <w:tcW w:type="dxa" w:w="2880"/>
-          </w:tcPr>
-          <w:p>
-            <w:pPr>
-              <w:jc w:val="left"/>
-            </w:pPr>
-            <w:r>
-              <w:rPr>
-                <w:rFonts w:ascii="Microsoft YaHei" w:hAnsi="Microsoft YaHei" w:eastAsia="Microsoft YaHei"/>
-                <w:sz w:val="19"/>
-              </w:rPr>
-              <w:t>充电桩/光伏等新业务需求</w:t>
-            </w:r>
-          </w:p>
-        </w:tc>
-        <w:tc>
-          <w:tcPr>
-            <w:tcW w:type="dxa" w:w="2880"/>
-          </w:tcPr>
-          <w:p>
-            <w:pPr>
-              <w:jc w:val="left"/>
-            </w:pPr>
-            <w:r>
-              <w:rPr>
-                <w:rFonts w:ascii="Microsoft YaHei" w:hAnsi="Microsoft YaHei" w:eastAsia="Microsoft YaHei"/>
-                <w:sz w:val="19"/>
-              </w:rPr>
-              <w:t>高价值</w:t>
-            </w:r>
-          </w:p>
-        </w:tc>
-        <w:tc>
-          <w:tcPr>
-            <w:tcW w:type="dxa" w:w="2880"/>
-          </w:tcPr>
-          <w:p>
-            <w:pPr>
-              <w:jc w:val="left"/>
-            </w:pPr>
-            <w:r>
-              <w:rPr>
-                <w:rFonts w:ascii="Microsoft YaHei" w:hAnsi="Microsoft YaHei" w:eastAsia="Microsoft YaHei"/>
-                <w:sz w:val="19"/>
-              </w:rPr>
-              <w:t>需求收集系统可开发</w:t>
-            </w:r>
-          </w:p>
-        </w:tc>
-      </w:tr>
-      <w:tr>
-        <w:tc>
-          <w:tcPr>
-            <w:tcW w:type="dxa" w:w="2880"/>
-          </w:tcPr>
-          <w:p>
-            <w:pPr>
-              <w:jc w:val="left"/>
-            </w:pPr>
-            <w:r>
-              <w:rPr>
-                <w:rFonts w:ascii="Microsoft YaHei" w:hAnsi="Microsoft YaHei" w:eastAsia="Microsoft YaHei"/>
-                <w:sz w:val="19"/>
-              </w:rPr>
-              <w:t>现场照片拍摄上传</w:t>
-            </w:r>
-          </w:p>
-        </w:tc>
-        <w:tc>
-          <w:tcPr>
-            <w:tcW w:type="dxa" w:w="2880"/>
-          </w:tcPr>
-          <w:p>
-            <w:pPr>
-              <w:jc w:val="left"/>
-            </w:pPr>
-            <w:r>
-              <w:rPr>
-                <w:rFonts w:ascii="Microsoft YaHei" w:hAnsi="Microsoft YaHei" w:eastAsia="Microsoft YaHei"/>
-                <w:sz w:val="19"/>
-              </w:rPr>
-              <w:t>数字化基础</w:t>
-            </w:r>
-          </w:p>
-        </w:tc>
-        <w:tc>
-          <w:tcPr>
-            <w:tcW w:type="dxa" w:w="2880"/>
-          </w:tcPr>
-          <w:p>
-            <w:pPr>
-              <w:jc w:val="left"/>
-            </w:pPr>
-            <w:r>
-              <w:rPr>
-                <w:rFonts w:ascii="Microsoft YaHei" w:hAnsi="Microsoft YaHei" w:eastAsia="Microsoft YaHei"/>
-                <w:sz w:val="19"/>
-              </w:rPr>
-              <w:t>移动APP可开发</w:t>
-            </w:r>
-          </w:p>
-        </w:tc>
-      </w:tr>
-      <w:tr>
-        <w:tc>
-          <w:tcPr>
-            <w:tcW w:type="dxa" w:w="2880"/>
-          </w:tcPr>
-          <w:p>
-            <w:pPr>
-              <w:jc w:val="left"/>
-            </w:pPr>
-            <w:r>
-              <w:rPr>
-                <w:rFonts w:ascii="Microsoft YaHei" w:hAnsi="Microsoft YaHei" w:eastAsia="Microsoft YaHei"/>
-                <w:sz w:val="19"/>
-              </w:rPr>
-              <w:t>设备信息录入系统</w:t>
-            </w:r>
-          </w:p>
-        </w:tc>
-        <w:tc>
-          <w:tcPr>
-            <w:tcW w:type="dxa" w:w="2880"/>
-          </w:tcPr>
-          <w:p>
-            <w:pPr>
-              <w:jc w:val="left"/>
-            </w:pPr>
-            <w:r>
-              <w:rPr>
-                <w:rFonts w:ascii="Microsoft YaHei" w:hAnsi="Microsoft YaHei" w:eastAsia="Microsoft YaHei"/>
-                <w:sz w:val="19"/>
-              </w:rPr>
-              <w:t>数字化基础</w:t>
-            </w:r>
-          </w:p>
-        </w:tc>
-        <w:tc>
-          <w:tcPr>
-            <w:tcW w:type="dxa" w:w="2880"/>
-          </w:tcPr>
-          <w:p>
-            <w:pPr>
-              <w:jc w:val="left"/>
-            </w:pPr>
-            <w:r>
-              <w:rPr>
-                <w:rFonts w:ascii="Microsoft YaHei" w:hAnsi="Microsoft YaHei" w:eastAsia="Microsoft YaHei"/>
-                <w:sz w:val="19"/>
-              </w:rPr>
-              <w:t>各专业系统</w:t>
-            </w:r>
-          </w:p>
-        </w:tc>
-      </w:tr>
-    </w:tbl>
-    <w:p/>
     <w:p>
       <w:pPr>
         <w:pStyle w:val="Heading3"/>
-        <w:jc w:val="left"/>
       </w:pPr>
       <w:r>
         <w:rPr>
@@ -3636,556 +641,9 @@
         <w:t>五、关系协调类（高优先级）</w:t>
       </w:r>
     </w:p>
-    <w:tbl>
-      <w:tblPr>
-        <w:tblStyle w:val="TableGrid"/>
-        <w:tblW w:type="auto" w:w="0"/>
-        <w:tblLook w:firstColumn="1" w:firstRow="1" w:lastColumn="0" w:lastRow="0" w:noHBand="0" w:noVBand="1" w:val="04A0"/>
-      </w:tblPr>
-      <w:tblGrid>
-        <w:gridCol w:w="2880"/>
-        <w:gridCol w:w="2880"/>
-        <w:gridCol w:w="2880"/>
-      </w:tblGrid>
-      <w:tr>
-        <w:tc>
-          <w:tcPr>
-            <w:tcW w:type="dxa" w:w="2880"/>
-          </w:tcPr>
-          <w:p>
-            <w:pPr>
-              <w:jc w:val="center"/>
-            </w:pPr>
-            <w:r>
-              <w:rPr>
-                <w:rFonts w:ascii="Microsoft YaHei" w:hAnsi="Microsoft YaHei" w:eastAsia="Microsoft YaHei"/>
-                <w:b/>
-                <w:sz w:val="20"/>
-              </w:rPr>
-              <w:t>工作内容</w:t>
-            </w:r>
-          </w:p>
-        </w:tc>
-        <w:tc>
-          <w:tcPr>
-            <w:tcW w:type="dxa" w:w="2880"/>
-          </w:tcPr>
-          <w:p>
-            <w:pPr>
-              <w:jc w:val="center"/>
-            </w:pPr>
-            <w:r>
-              <w:rPr>
-                <w:rFonts w:ascii="Microsoft YaHei" w:hAnsi="Microsoft YaHei" w:eastAsia="Microsoft YaHei"/>
-                <w:b/>
-                <w:sz w:val="20"/>
-              </w:rPr>
-              <w:t>核心价值</w:t>
-            </w:r>
-          </w:p>
-        </w:tc>
-        <w:tc>
-          <w:tcPr>
-            <w:tcW w:type="dxa" w:w="2880"/>
-          </w:tcPr>
-          <w:p>
-            <w:pPr>
-              <w:jc w:val="center"/>
-            </w:pPr>
-            <w:r>
-              <w:rPr>
-                <w:rFonts w:ascii="Microsoft YaHei" w:hAnsi="Microsoft YaHei" w:eastAsia="Microsoft YaHei"/>
-                <w:b/>
-                <w:sz w:val="20"/>
-              </w:rPr>
-              <w:t>数字化赋能方向</w:t>
-            </w:r>
-          </w:p>
-        </w:tc>
-      </w:tr>
-      <w:tr>
-        <w:tc>
-          <w:tcPr>
-            <w:tcW w:type="dxa" w:w="2880"/>
-          </w:tcPr>
-          <w:p>
-            <w:pPr>
-              <w:jc w:val="left"/>
-            </w:pPr>
-            <w:r>
-              <w:rPr>
-                <w:rFonts w:ascii="Microsoft YaHei" w:hAnsi="Microsoft YaHei" w:eastAsia="Microsoft YaHei"/>
-                <w:sz w:val="19"/>
-              </w:rPr>
-              <w:t>与物业建立日常联系</w:t>
-            </w:r>
-          </w:p>
-        </w:tc>
-        <w:tc>
-          <w:tcPr>
-            <w:tcW w:type="dxa" w:w="2880"/>
-          </w:tcPr>
-          <w:p>
-            <w:pPr>
-              <w:jc w:val="left"/>
-            </w:pPr>
-            <w:r>
-              <w:rPr>
-                <w:rFonts w:ascii="Microsoft YaHei" w:hAnsi="Microsoft YaHei" w:eastAsia="Microsoft YaHei"/>
-                <w:sz w:val="19"/>
-              </w:rPr>
-              <w:t>协同基础</w:t>
-            </w:r>
-          </w:p>
-        </w:tc>
-        <w:tc>
-          <w:tcPr>
-            <w:tcW w:type="dxa" w:w="2880"/>
-          </w:tcPr>
-          <w:p>
-            <w:pPr>
-              <w:jc w:val="left"/>
-            </w:pPr>
-            <w:r>
-              <w:rPr>
-                <w:rFonts w:ascii="Microsoft YaHei" w:hAnsi="Microsoft YaHei" w:eastAsia="Microsoft YaHei"/>
-                <w:sz w:val="19"/>
-              </w:rPr>
-              <w:t>通讯录系统可开发</w:t>
-            </w:r>
-          </w:p>
-        </w:tc>
-      </w:tr>
-      <w:tr>
-        <w:tc>
-          <w:tcPr>
-            <w:tcW w:type="dxa" w:w="2880"/>
-          </w:tcPr>
-          <w:p>
-            <w:pPr>
-              <w:jc w:val="left"/>
-            </w:pPr>
-            <w:r>
-              <w:rPr>
-                <w:rFonts w:ascii="Microsoft YaHei" w:hAnsi="Microsoft YaHei" w:eastAsia="Microsoft YaHei"/>
-                <w:sz w:val="19"/>
-              </w:rPr>
-              <w:t>物业电工联系方式交换</w:t>
-            </w:r>
-          </w:p>
-        </w:tc>
-        <w:tc>
-          <w:tcPr>
-            <w:tcW w:type="dxa" w:w="2880"/>
-          </w:tcPr>
-          <w:p>
-            <w:pPr>
-              <w:jc w:val="left"/>
-            </w:pPr>
-            <w:r>
-              <w:rPr>
-                <w:rFonts w:ascii="Microsoft YaHei" w:hAnsi="Microsoft YaHei" w:eastAsia="Microsoft YaHei"/>
-                <w:sz w:val="19"/>
-              </w:rPr>
-              <w:t>协同基础</w:t>
-            </w:r>
-          </w:p>
-        </w:tc>
-        <w:tc>
-          <w:tcPr>
-            <w:tcW w:type="dxa" w:w="2880"/>
-          </w:tcPr>
-          <w:p>
-            <w:pPr>
-              <w:jc w:val="left"/>
-            </w:pPr>
-            <w:r>
-              <w:rPr>
-                <w:rFonts w:ascii="Microsoft YaHei" w:hAnsi="Microsoft YaHei" w:eastAsia="Microsoft YaHei"/>
-                <w:sz w:val="19"/>
-              </w:rPr>
-              <w:t>通讯录系统可开发</w:t>
-            </w:r>
-          </w:p>
-        </w:tc>
-      </w:tr>
-      <w:tr>
-        <w:tc>
-          <w:tcPr>
-            <w:tcW w:type="dxa" w:w="2880"/>
-          </w:tcPr>
-          <w:p>
-            <w:pPr>
-              <w:jc w:val="left"/>
-            </w:pPr>
-            <w:r>
-              <w:rPr>
-                <w:rFonts w:ascii="Microsoft YaHei" w:hAnsi="Microsoft YaHei" w:eastAsia="Microsoft YaHei"/>
-                <w:sz w:val="19"/>
-              </w:rPr>
-              <w:t>配电房钥匙管理对接</w:t>
-            </w:r>
-          </w:p>
-        </w:tc>
-        <w:tc>
-          <w:tcPr>
-            <w:tcW w:type="dxa" w:w="2880"/>
-          </w:tcPr>
-          <w:p>
-            <w:pPr>
-              <w:jc w:val="left"/>
-            </w:pPr>
-            <w:r>
-              <w:rPr>
-                <w:rFonts w:ascii="Microsoft YaHei" w:hAnsi="Microsoft YaHei" w:eastAsia="Microsoft YaHei"/>
-                <w:sz w:val="19"/>
-              </w:rPr>
-              <w:t>协同基础</w:t>
-            </w:r>
-          </w:p>
-        </w:tc>
-        <w:tc>
-          <w:tcPr>
-            <w:tcW w:type="dxa" w:w="2880"/>
-          </w:tcPr>
-          <w:p>
-            <w:pPr>
-              <w:jc w:val="left"/>
-            </w:pPr>
-            <w:r>
-              <w:rPr>
-                <w:rFonts w:ascii="Microsoft YaHei" w:hAnsi="Microsoft YaHei" w:eastAsia="Microsoft YaHei"/>
-                <w:sz w:val="19"/>
-              </w:rPr>
-              <w:t>钥匙管理可开发</w:t>
-            </w:r>
-          </w:p>
-        </w:tc>
-      </w:tr>
-      <w:tr>
-        <w:tc>
-          <w:tcPr>
-            <w:tcW w:type="dxa" w:w="2880"/>
-          </w:tcPr>
-          <w:p>
-            <w:pPr>
-              <w:jc w:val="left"/>
-            </w:pPr>
-            <w:r>
-              <w:rPr>
-                <w:rFonts w:ascii="Microsoft YaHei" w:hAnsi="Microsoft YaHei" w:eastAsia="Microsoft YaHei"/>
-                <w:sz w:val="19"/>
-              </w:rPr>
-              <w:t>小区停电通知协同</w:t>
-            </w:r>
-          </w:p>
-        </w:tc>
-        <w:tc>
-          <w:tcPr>
-            <w:tcW w:type="dxa" w:w="2880"/>
-          </w:tcPr>
-          <w:p>
-            <w:pPr>
-              <w:jc w:val="left"/>
-            </w:pPr>
-            <w:r>
-              <w:rPr>
-                <w:rFonts w:ascii="Microsoft YaHei" w:hAnsi="Microsoft YaHei" w:eastAsia="Microsoft YaHei"/>
-                <w:sz w:val="19"/>
-              </w:rPr>
-              <w:t>高价值</w:t>
-            </w:r>
-          </w:p>
-        </w:tc>
-        <w:tc>
-          <w:tcPr>
-            <w:tcW w:type="dxa" w:w="2880"/>
-          </w:tcPr>
-          <w:p>
-            <w:pPr>
-              <w:jc w:val="left"/>
-            </w:pPr>
-            <w:r>
-              <w:rPr>
-                <w:rFonts w:ascii="Microsoft YaHei" w:hAnsi="Microsoft YaHei" w:eastAsia="Microsoft YaHei"/>
-                <w:sz w:val="19"/>
-              </w:rPr>
-              <w:t>短信/微信</w:t>
-            </w:r>
-          </w:p>
-        </w:tc>
-      </w:tr>
-      <w:tr>
-        <w:tc>
-          <w:tcPr>
-            <w:tcW w:type="dxa" w:w="2880"/>
-          </w:tcPr>
-          <w:p>
-            <w:pPr>
-              <w:jc w:val="left"/>
-            </w:pPr>
-            <w:r>
-              <w:rPr>
-                <w:rFonts w:ascii="Microsoft YaHei" w:hAnsi="Microsoft YaHei" w:eastAsia="Microsoft YaHei"/>
-                <w:sz w:val="19"/>
-              </w:rPr>
-              <w:t>与社区居委会建立联系</w:t>
-            </w:r>
-          </w:p>
-        </w:tc>
-        <w:tc>
-          <w:tcPr>
-            <w:tcW w:type="dxa" w:w="2880"/>
-          </w:tcPr>
-          <w:p>
-            <w:pPr>
-              <w:jc w:val="left"/>
-            </w:pPr>
-            <w:r>
-              <w:rPr>
-                <w:rFonts w:ascii="Microsoft YaHei" w:hAnsi="Microsoft YaHei" w:eastAsia="Microsoft YaHei"/>
-                <w:sz w:val="19"/>
-              </w:rPr>
-              <w:t>协同基础</w:t>
-            </w:r>
-          </w:p>
-        </w:tc>
-        <w:tc>
-          <w:tcPr>
-            <w:tcW w:type="dxa" w:w="2880"/>
-          </w:tcPr>
-          <w:p>
-            <w:pPr>
-              <w:jc w:val="left"/>
-            </w:pPr>
-            <w:r>
-              <w:rPr>
-                <w:rFonts w:ascii="Microsoft YaHei" w:hAnsi="Microsoft YaHei" w:eastAsia="Microsoft YaHei"/>
-                <w:sz w:val="19"/>
-              </w:rPr>
-              <w:t>通讯录系统可开发</w:t>
-            </w:r>
-          </w:p>
-        </w:tc>
-      </w:tr>
-      <w:tr>
-        <w:tc>
-          <w:tcPr>
-            <w:tcW w:type="dxa" w:w="2880"/>
-          </w:tcPr>
-          <w:p>
-            <w:pPr>
-              <w:jc w:val="left"/>
-            </w:pPr>
-            <w:r>
-              <w:rPr>
-                <w:rFonts w:ascii="Microsoft YaHei" w:hAnsi="Microsoft YaHei" w:eastAsia="Microsoft YaHei"/>
-                <w:sz w:val="19"/>
-              </w:rPr>
-              <w:t>社区网格员对接</w:t>
-            </w:r>
-          </w:p>
-        </w:tc>
-        <w:tc>
-          <w:tcPr>
-            <w:tcW w:type="dxa" w:w="2880"/>
-          </w:tcPr>
-          <w:p>
-            <w:pPr>
-              <w:jc w:val="left"/>
-            </w:pPr>
-            <w:r>
-              <w:rPr>
-                <w:rFonts w:ascii="Microsoft YaHei" w:hAnsi="Microsoft YaHei" w:eastAsia="Microsoft YaHei"/>
-                <w:sz w:val="19"/>
-              </w:rPr>
-              <w:t>协同基础</w:t>
-            </w:r>
-          </w:p>
-        </w:tc>
-        <w:tc>
-          <w:tcPr>
-            <w:tcW w:type="dxa" w:w="2880"/>
-          </w:tcPr>
-          <w:p>
-            <w:pPr>
-              <w:jc w:val="left"/>
-            </w:pPr>
-            <w:r>
-              <w:rPr>
-                <w:rFonts w:ascii="Microsoft YaHei" w:hAnsi="Microsoft YaHei" w:eastAsia="Microsoft YaHei"/>
-                <w:sz w:val="19"/>
-              </w:rPr>
-              <w:t>通讯录系统可开发</w:t>
-            </w:r>
-          </w:p>
-        </w:tc>
-      </w:tr>
-      <w:tr>
-        <w:tc>
-          <w:tcPr>
-            <w:tcW w:type="dxa" w:w="2880"/>
-          </w:tcPr>
-          <w:p>
-            <w:pPr>
-              <w:jc w:val="left"/>
-            </w:pPr>
-            <w:r>
-              <w:rPr>
-                <w:rFonts w:ascii="Microsoft YaHei" w:hAnsi="Microsoft YaHei" w:eastAsia="Microsoft YaHei"/>
-                <w:sz w:val="19"/>
-              </w:rPr>
-              <w:t>重要客户定期走访</w:t>
-            </w:r>
-          </w:p>
-        </w:tc>
-        <w:tc>
-          <w:tcPr>
-            <w:tcW w:type="dxa" w:w="2880"/>
-          </w:tcPr>
-          <w:p>
-            <w:pPr>
-              <w:jc w:val="left"/>
-            </w:pPr>
-            <w:r>
-              <w:rPr>
-                <w:rFonts w:ascii="Microsoft YaHei" w:hAnsi="Microsoft YaHei" w:eastAsia="Microsoft YaHei"/>
-                <w:sz w:val="19"/>
-              </w:rPr>
-              <w:t>极高价值</w:t>
-            </w:r>
-          </w:p>
-        </w:tc>
-        <w:tc>
-          <w:tcPr>
-            <w:tcW w:type="dxa" w:w="2880"/>
-          </w:tcPr>
-          <w:p>
-            <w:pPr>
-              <w:jc w:val="left"/>
-            </w:pPr>
-            <w:r>
-              <w:rPr>
-                <w:rFonts w:ascii="Microsoft YaHei" w:hAnsi="Microsoft YaHei" w:eastAsia="Microsoft YaHei"/>
-                <w:sz w:val="19"/>
-              </w:rPr>
-              <w:t>客户档案系统</w:t>
-            </w:r>
-          </w:p>
-        </w:tc>
-      </w:tr>
-      <w:tr>
-        <w:tc>
-          <w:tcPr>
-            <w:tcW w:type="dxa" w:w="2880"/>
-          </w:tcPr>
-          <w:p>
-            <w:pPr>
-              <w:jc w:val="left"/>
-            </w:pPr>
-            <w:r>
-              <w:rPr>
-                <w:rFonts w:ascii="Microsoft YaHei" w:hAnsi="Microsoft YaHei" w:eastAsia="Microsoft YaHei"/>
-                <w:sz w:val="19"/>
-              </w:rPr>
-              <w:t>重要客户用电需求对接</w:t>
-            </w:r>
-          </w:p>
-        </w:tc>
-        <w:tc>
-          <w:tcPr>
-            <w:tcW w:type="dxa" w:w="2880"/>
-          </w:tcPr>
-          <w:p>
-            <w:pPr>
-              <w:jc w:val="left"/>
-            </w:pPr>
-            <w:r>
-              <w:rPr>
-                <w:rFonts w:ascii="Microsoft YaHei" w:hAnsi="Microsoft YaHei" w:eastAsia="Microsoft YaHei"/>
-                <w:sz w:val="19"/>
-              </w:rPr>
-              <w:t>极高价值</w:t>
-            </w:r>
-          </w:p>
-        </w:tc>
-        <w:tc>
-          <w:tcPr>
-            <w:tcW w:type="dxa" w:w="2880"/>
-          </w:tcPr>
-          <w:p>
-            <w:pPr>
-              <w:jc w:val="left"/>
-            </w:pPr>
-            <w:r>
-              <w:rPr>
-                <w:rFonts w:ascii="Microsoft YaHei" w:hAnsi="Microsoft YaHei" w:eastAsia="Microsoft YaHei"/>
-                <w:sz w:val="19"/>
-              </w:rPr>
-              <w:t>客户档案系统</w:t>
-            </w:r>
-          </w:p>
-        </w:tc>
-      </w:tr>
-      <w:tr>
-        <w:tc>
-          <w:tcPr>
-            <w:tcW w:type="dxa" w:w="2880"/>
-          </w:tcPr>
-          <w:p>
-            <w:pPr>
-              <w:jc w:val="left"/>
-            </w:pPr>
-            <w:r>
-              <w:rPr>
-                <w:rFonts w:ascii="Microsoft YaHei" w:hAnsi="Microsoft YaHei" w:eastAsia="Microsoft YaHei"/>
-                <w:sz w:val="19"/>
-              </w:rPr>
-              <w:t>重要客户应急联络机制</w:t>
-            </w:r>
-          </w:p>
-        </w:tc>
-        <w:tc>
-          <w:tcPr>
-            <w:tcW w:type="dxa" w:w="2880"/>
-          </w:tcPr>
-          <w:p>
-            <w:pPr>
-              <w:jc w:val="left"/>
-            </w:pPr>
-            <w:r>
-              <w:rPr>
-                <w:rFonts w:ascii="Microsoft YaHei" w:hAnsi="Microsoft YaHei" w:eastAsia="Microsoft YaHei"/>
-                <w:sz w:val="19"/>
-              </w:rPr>
-              <w:t>高价值</w:t>
-            </w:r>
-          </w:p>
-        </w:tc>
-        <w:tc>
-          <w:tcPr>
-            <w:tcW w:type="dxa" w:w="2880"/>
-          </w:tcPr>
-          <w:p>
-            <w:pPr>
-              <w:jc w:val="left"/>
-            </w:pPr>
-            <w:r>
-              <w:rPr>
-                <w:rFonts w:ascii="Microsoft YaHei" w:hAnsi="Microsoft YaHei" w:eastAsia="Microsoft YaHei"/>
-                <w:sz w:val="19"/>
-              </w:rPr>
-              <w:t>通讯录系统</w:t>
-            </w:r>
-          </w:p>
-        </w:tc>
-      </w:tr>
-    </w:tbl>
-    <w:p/>
     <w:p>
       <w:pPr>
         <w:pStyle w:val="Heading3"/>
-        <w:jc w:val="left"/>
       </w:pPr>
       <w:r>
         <w:rPr>
@@ -4197,503 +655,91 @@
         <w:t>六、业务拓展类（高优先级）</w:t>
       </w:r>
     </w:p>
-    <w:tbl>
-      <w:tblPr>
-        <w:tblStyle w:val="TableGrid"/>
-        <w:tblW w:type="auto" w:w="0"/>
-        <w:tblLook w:firstColumn="1" w:firstRow="1" w:lastColumn="0" w:lastRow="0" w:noHBand="0" w:noVBand="1" w:val="04A0"/>
-      </w:tblPr>
-      <w:tblGrid>
-        <w:gridCol w:w="2880"/>
-        <w:gridCol w:w="2880"/>
-        <w:gridCol w:w="2880"/>
-      </w:tblGrid>
-      <w:tr>
-        <w:tc>
-          <w:tcPr>
-            <w:tcW w:type="dxa" w:w="2880"/>
-          </w:tcPr>
-          <w:p>
-            <w:pPr>
-              <w:jc w:val="center"/>
-            </w:pPr>
-            <w:r>
-              <w:rPr>
-                <w:rFonts w:ascii="Microsoft YaHei" w:hAnsi="Microsoft YaHei" w:eastAsia="Microsoft YaHei"/>
-                <w:b/>
-                <w:sz w:val="20"/>
-              </w:rPr>
-              <w:t>工作内容</w:t>
-            </w:r>
-          </w:p>
-        </w:tc>
-        <w:tc>
-          <w:tcPr>
-            <w:tcW w:type="dxa" w:w="2880"/>
-          </w:tcPr>
-          <w:p>
-            <w:pPr>
-              <w:jc w:val="center"/>
-            </w:pPr>
-            <w:r>
-              <w:rPr>
-                <w:rFonts w:ascii="Microsoft YaHei" w:hAnsi="Microsoft YaHei" w:eastAsia="Microsoft YaHei"/>
-                <w:b/>
-                <w:sz w:val="20"/>
-              </w:rPr>
-              <w:t>核心价值</w:t>
-            </w:r>
-          </w:p>
-        </w:tc>
-        <w:tc>
-          <w:tcPr>
-            <w:tcW w:type="dxa" w:w="2880"/>
-          </w:tcPr>
-          <w:p>
-            <w:pPr>
-              <w:jc w:val="center"/>
-            </w:pPr>
-            <w:r>
-              <w:rPr>
-                <w:rFonts w:ascii="Microsoft YaHei" w:hAnsi="Microsoft YaHei" w:eastAsia="Microsoft YaHei"/>
-                <w:b/>
-                <w:sz w:val="20"/>
-              </w:rPr>
-              <w:t>数字化赋能方向</w:t>
-            </w:r>
-          </w:p>
-        </w:tc>
-      </w:tr>
-      <w:tr>
-        <w:tc>
-          <w:tcPr>
-            <w:tcW w:type="dxa" w:w="2880"/>
-          </w:tcPr>
-          <w:p>
-            <w:pPr>
-              <w:jc w:val="left"/>
-            </w:pPr>
-            <w:r>
-              <w:rPr>
-                <w:rFonts w:ascii="Microsoft YaHei" w:hAnsi="Microsoft YaHei" w:eastAsia="Microsoft YaHei"/>
-                <w:sz w:val="19"/>
-              </w:rPr>
-              <w:t>新装用电需求收集</w:t>
-            </w:r>
-          </w:p>
-        </w:tc>
-        <w:tc>
-          <w:tcPr>
-            <w:tcW w:type="dxa" w:w="2880"/>
-          </w:tcPr>
-          <w:p>
-            <w:pPr>
-              <w:jc w:val="left"/>
-            </w:pPr>
-            <w:r>
-              <w:rPr>
-                <w:rFonts w:ascii="Microsoft YaHei" w:hAnsi="Microsoft YaHei" w:eastAsia="Microsoft YaHei"/>
-                <w:sz w:val="19"/>
-              </w:rPr>
-              <w:t>极高价值</w:t>
-            </w:r>
-          </w:p>
-        </w:tc>
-        <w:tc>
-          <w:tcPr>
-            <w:tcW w:type="dxa" w:w="2880"/>
-          </w:tcPr>
-          <w:p>
-            <w:pPr>
-              <w:jc w:val="left"/>
-            </w:pPr>
-            <w:r>
-              <w:rPr>
-                <w:rFonts w:ascii="Microsoft YaHei" w:hAnsi="Microsoft YaHei" w:eastAsia="Microsoft YaHei"/>
-                <w:sz w:val="19"/>
-              </w:rPr>
-              <w:t>营销2.0</w:t>
-            </w:r>
-          </w:p>
-        </w:tc>
-      </w:tr>
-      <w:tr>
-        <w:tc>
-          <w:tcPr>
-            <w:tcW w:type="dxa" w:w="2880"/>
-          </w:tcPr>
-          <w:p>
-            <w:pPr>
-              <w:jc w:val="left"/>
-            </w:pPr>
-            <w:r>
-              <w:rPr>
-                <w:rFonts w:ascii="Microsoft YaHei" w:hAnsi="Microsoft YaHei" w:eastAsia="Microsoft YaHei"/>
-                <w:sz w:val="19"/>
-              </w:rPr>
-              <w:t>增容需求收集</w:t>
-            </w:r>
-          </w:p>
-        </w:tc>
-        <w:tc>
-          <w:tcPr>
-            <w:tcW w:type="dxa" w:w="2880"/>
-          </w:tcPr>
-          <w:p>
-            <w:pPr>
-              <w:jc w:val="left"/>
-            </w:pPr>
-            <w:r>
-              <w:rPr>
-                <w:rFonts w:ascii="Microsoft YaHei" w:hAnsi="Microsoft YaHei" w:eastAsia="Microsoft YaHei"/>
-                <w:sz w:val="19"/>
-              </w:rPr>
-              <w:t>极高价值</w:t>
-            </w:r>
-          </w:p>
-        </w:tc>
-        <w:tc>
-          <w:tcPr>
-            <w:tcW w:type="dxa" w:w="2880"/>
-          </w:tcPr>
-          <w:p>
-            <w:pPr>
-              <w:jc w:val="left"/>
-            </w:pPr>
-            <w:r>
-              <w:rPr>
-                <w:rFonts w:ascii="Microsoft YaHei" w:hAnsi="Microsoft YaHei" w:eastAsia="Microsoft YaHei"/>
-                <w:sz w:val="19"/>
-              </w:rPr>
-              <w:t>营销2.0</w:t>
-            </w:r>
-          </w:p>
-        </w:tc>
-      </w:tr>
-      <w:tr>
-        <w:tc>
-          <w:tcPr>
-            <w:tcW w:type="dxa" w:w="2880"/>
-          </w:tcPr>
-          <w:p>
-            <w:pPr>
-              <w:jc w:val="left"/>
-            </w:pPr>
-            <w:r>
-              <w:rPr>
-                <w:rFonts w:ascii="Microsoft YaHei" w:hAnsi="Microsoft YaHei" w:eastAsia="Microsoft YaHei"/>
-                <w:sz w:val="19"/>
-              </w:rPr>
-              <w:t>变更业务需求收集</w:t>
-            </w:r>
-          </w:p>
-        </w:tc>
-        <w:tc>
-          <w:tcPr>
-            <w:tcW w:type="dxa" w:w="2880"/>
-          </w:tcPr>
-          <w:p>
-            <w:pPr>
-              <w:jc w:val="left"/>
-            </w:pPr>
-            <w:r>
-              <w:rPr>
-                <w:rFonts w:ascii="Microsoft YaHei" w:hAnsi="Microsoft YaHei" w:eastAsia="Microsoft YaHei"/>
-                <w:sz w:val="19"/>
-              </w:rPr>
-              <w:t>高价值</w:t>
-            </w:r>
-          </w:p>
-        </w:tc>
-        <w:tc>
-          <w:tcPr>
-            <w:tcW w:type="dxa" w:w="2880"/>
-          </w:tcPr>
-          <w:p>
-            <w:pPr>
-              <w:jc w:val="left"/>
-            </w:pPr>
-            <w:r>
-              <w:rPr>
-                <w:rFonts w:ascii="Microsoft YaHei" w:hAnsi="Microsoft YaHei" w:eastAsia="Microsoft YaHei"/>
-                <w:sz w:val="19"/>
-              </w:rPr>
-              <w:t>营销2.0</w:t>
-            </w:r>
-          </w:p>
-        </w:tc>
-      </w:tr>
-      <w:tr>
-        <w:tc>
-          <w:tcPr>
-            <w:tcW w:type="dxa" w:w="2880"/>
-          </w:tcPr>
-          <w:p>
-            <w:pPr>
-              <w:jc w:val="left"/>
-            </w:pPr>
-            <w:r>
-              <w:rPr>
-                <w:rFonts w:ascii="Microsoft YaHei" w:hAnsi="Microsoft YaHei" w:eastAsia="Microsoft YaHei"/>
-                <w:sz w:val="19"/>
-              </w:rPr>
-              <w:t>充电桩安装需求</w:t>
-            </w:r>
-          </w:p>
-        </w:tc>
-        <w:tc>
-          <w:tcPr>
-            <w:tcW w:type="dxa" w:w="2880"/>
-          </w:tcPr>
-          <w:p>
-            <w:pPr>
-              <w:jc w:val="left"/>
-            </w:pPr>
-            <w:r>
-              <w:rPr>
-                <w:rFonts w:ascii="Microsoft YaHei" w:hAnsi="Microsoft YaHei" w:eastAsia="Microsoft YaHei"/>
-                <w:sz w:val="19"/>
-              </w:rPr>
-              <w:t>高价值</w:t>
-            </w:r>
-          </w:p>
-        </w:tc>
-        <w:tc>
-          <w:tcPr>
-            <w:tcW w:type="dxa" w:w="2880"/>
-          </w:tcPr>
-          <w:p>
-            <w:pPr>
-              <w:jc w:val="left"/>
-            </w:pPr>
-            <w:r>
-              <w:rPr>
-                <w:rFonts w:ascii="Microsoft YaHei" w:hAnsi="Microsoft YaHei" w:eastAsia="Microsoft YaHei"/>
-                <w:sz w:val="19"/>
-              </w:rPr>
-              <w:t>需求收集系统可开发</w:t>
-            </w:r>
-          </w:p>
-        </w:tc>
-      </w:tr>
-      <w:tr>
-        <w:tc>
-          <w:tcPr>
-            <w:tcW w:type="dxa" w:w="2880"/>
-          </w:tcPr>
-          <w:p>
-            <w:pPr>
-              <w:jc w:val="left"/>
-            </w:pPr>
-            <w:r>
-              <w:rPr>
-                <w:rFonts w:ascii="Microsoft YaHei" w:hAnsi="Microsoft YaHei" w:eastAsia="Microsoft YaHei"/>
-                <w:sz w:val="19"/>
-              </w:rPr>
-              <w:t>光伏并网需求</w:t>
-            </w:r>
-          </w:p>
-        </w:tc>
-        <w:tc>
-          <w:tcPr>
-            <w:tcW w:type="dxa" w:w="2880"/>
-          </w:tcPr>
-          <w:p>
-            <w:pPr>
-              <w:jc w:val="left"/>
-            </w:pPr>
-            <w:r>
-              <w:rPr>
-                <w:rFonts w:ascii="Microsoft YaHei" w:hAnsi="Microsoft YaHei" w:eastAsia="Microsoft YaHei"/>
-                <w:sz w:val="19"/>
-              </w:rPr>
-              <w:t>高价值</w:t>
-            </w:r>
-          </w:p>
-        </w:tc>
-        <w:tc>
-          <w:tcPr>
-            <w:tcW w:type="dxa" w:w="2880"/>
-          </w:tcPr>
-          <w:p>
-            <w:pPr>
-              <w:jc w:val="left"/>
-            </w:pPr>
-            <w:r>
-              <w:rPr>
-                <w:rFonts w:ascii="Microsoft YaHei" w:hAnsi="Microsoft YaHei" w:eastAsia="Microsoft YaHei"/>
-                <w:sz w:val="19"/>
-              </w:rPr>
-              <w:t>需求收集系统可开发</w:t>
-            </w:r>
-          </w:p>
-        </w:tc>
-      </w:tr>
-      <w:tr>
-        <w:tc>
-          <w:tcPr>
-            <w:tcW w:type="dxa" w:w="2880"/>
-          </w:tcPr>
-          <w:p>
-            <w:pPr>
-              <w:jc w:val="left"/>
-            </w:pPr>
-            <w:r>
-              <w:rPr>
-                <w:rFonts w:ascii="Microsoft YaHei" w:hAnsi="Microsoft YaHei" w:eastAsia="Microsoft YaHei"/>
-                <w:sz w:val="19"/>
-              </w:rPr>
-              <w:t>欠费客户提醒</w:t>
-            </w:r>
-          </w:p>
-        </w:tc>
-        <w:tc>
-          <w:tcPr>
-            <w:tcW w:type="dxa" w:w="2880"/>
-          </w:tcPr>
-          <w:p>
-            <w:pPr>
-              <w:jc w:val="left"/>
-            </w:pPr>
-            <w:r>
-              <w:rPr>
-                <w:rFonts w:ascii="Microsoft YaHei" w:hAnsi="Microsoft YaHei" w:eastAsia="Microsoft YaHei"/>
-                <w:sz w:val="19"/>
-              </w:rPr>
-              <w:t>高价值</w:t>
-            </w:r>
-          </w:p>
-        </w:tc>
-        <w:tc>
-          <w:tcPr>
-            <w:tcW w:type="dxa" w:w="2880"/>
-          </w:tcPr>
-          <w:p>
-            <w:pPr>
-              <w:jc w:val="left"/>
-            </w:pPr>
-            <w:r>
-              <w:rPr>
-                <w:rFonts w:ascii="Microsoft YaHei" w:hAnsi="Microsoft YaHei" w:eastAsia="Microsoft YaHei"/>
-                <w:sz w:val="19"/>
-              </w:rPr>
-              <w:t>电费系统</w:t>
-            </w:r>
-          </w:p>
-        </w:tc>
-      </w:tr>
-      <w:tr>
-        <w:tc>
-          <w:tcPr>
-            <w:tcW w:type="dxa" w:w="2880"/>
-          </w:tcPr>
-          <w:p>
-            <w:pPr>
-              <w:jc w:val="left"/>
-            </w:pPr>
-            <w:r>
-              <w:rPr>
-                <w:rFonts w:ascii="Microsoft YaHei" w:hAnsi="Microsoft YaHei" w:eastAsia="Microsoft YaHei"/>
-                <w:sz w:val="19"/>
-              </w:rPr>
-              <w:t>电费查询帮助</w:t>
-            </w:r>
-          </w:p>
-        </w:tc>
-        <w:tc>
-          <w:tcPr>
-            <w:tcW w:type="dxa" w:w="2880"/>
-          </w:tcPr>
-          <w:p>
-            <w:pPr>
-              <w:jc w:val="left"/>
-            </w:pPr>
-            <w:r>
-              <w:rPr>
-                <w:rFonts w:ascii="Microsoft YaHei" w:hAnsi="Microsoft YaHei" w:eastAsia="Microsoft YaHei"/>
-                <w:sz w:val="19"/>
-              </w:rPr>
-              <w:t>高价值</w:t>
-            </w:r>
-          </w:p>
-        </w:tc>
-        <w:tc>
-          <w:tcPr>
-            <w:tcW w:type="dxa" w:w="2880"/>
-          </w:tcPr>
-          <w:p>
-            <w:pPr>
-              <w:jc w:val="left"/>
-            </w:pPr>
-            <w:r>
-              <w:rPr>
-                <w:rFonts w:ascii="Microsoft YaHei" w:hAnsi="Microsoft YaHei" w:eastAsia="Microsoft YaHei"/>
-                <w:sz w:val="19"/>
-              </w:rPr>
-              <w:t>网上国网</w:t>
-            </w:r>
-          </w:p>
-        </w:tc>
-      </w:tr>
-      <w:tr>
-        <w:tc>
-          <w:tcPr>
-            <w:tcW w:type="dxa" w:w="2880"/>
-          </w:tcPr>
-          <w:p>
-            <w:pPr>
-              <w:jc w:val="left"/>
-            </w:pPr>
-            <w:r>
-              <w:rPr>
-                <w:rFonts w:ascii="Microsoft YaHei" w:hAnsi="Microsoft YaHei" w:eastAsia="Microsoft YaHei"/>
-                <w:sz w:val="19"/>
-              </w:rPr>
-              <w:t>缴费方式指导</w:t>
-            </w:r>
-          </w:p>
-        </w:tc>
-        <w:tc>
-          <w:tcPr>
-            <w:tcW w:type="dxa" w:w="2880"/>
-          </w:tcPr>
-          <w:p>
-            <w:pPr>
-              <w:jc w:val="left"/>
-            </w:pPr>
-            <w:r>
-              <w:rPr>
-                <w:rFonts w:ascii="Microsoft YaHei" w:hAnsi="Microsoft YaHei" w:eastAsia="Microsoft YaHei"/>
-                <w:sz w:val="19"/>
-              </w:rPr>
-              <w:t>高价值</w:t>
-            </w:r>
-          </w:p>
-        </w:tc>
-        <w:tc>
-          <w:tcPr>
-            <w:tcW w:type="dxa" w:w="2880"/>
-          </w:tcPr>
-          <w:p>
-            <w:pPr>
-              <w:jc w:val="left"/>
-            </w:pPr>
-            <w:r>
-              <w:rPr>
-                <w:rFonts w:ascii="Microsoft YaHei" w:hAnsi="Microsoft YaHei" w:eastAsia="Microsoft YaHei"/>
-                <w:sz w:val="19"/>
-              </w:rPr>
-              <w:t>网上国网</w:t>
-            </w:r>
-          </w:p>
-        </w:tc>
-      </w:tr>
-    </w:tbl>
-    <w:p/>
     <w:p>
       <w:pPr>
         <w:pStyle w:val="Heading2"/>
-        <w:jc w:val="left"/>
+      </w:pPr>
+      <w:r>
+        <w:rPr>
+          <w:rFonts w:ascii="Microsoft YaHei" w:hAnsi="Microsoft YaHei" w:eastAsia="Microsoft YaHei"/>
+          <w:b/>
+          <w:color w:val="1B365D"/>
+          <w:sz w:val="28"/>
+        </w:rPr>
+        <w:t>数字化赋能机会汇总</w:t>
+      </w:r>
+    </w:p>
+    <w:p>
+      <w:pPr>
+        <w:pStyle w:val="Heading3"/>
+      </w:pPr>
+      <w:r>
+        <w:rPr>
+          <w:rFonts w:ascii="Microsoft YaHei" w:hAnsi="Microsoft YaHei" w:eastAsia="Microsoft YaHei"/>
+          <w:b/>
+          <w:color w:val="2E5A4C"/>
+          <w:sz w:val="24"/>
+        </w:rPr>
+        <w:t>技术边界约束</w:t>
+      </w:r>
+    </w:p>
+    <w:p>
+      <w:pPr>
+        <w:jc w:val="both"/>
+      </w:pPr>
+      <w:r>
+        <w:rPr>
+          <w:rFonts w:ascii="Microsoft YaHei" w:hAnsi="Microsoft YaHei" w:eastAsia="Microsoft YaHei"/>
+          <w:sz w:val="21"/>
+        </w:rPr>
+        <w:t>重要约束：APP开发管控高，复杂APP不可行</w:t>
+      </w:r>
+    </w:p>
+    <w:p>
+      <w:pPr>
+        <w:pStyle w:val="Heading3"/>
+      </w:pPr>
+      <w:r>
+        <w:rPr>
+          <w:rFonts w:ascii="Microsoft YaHei" w:hAnsi="Microsoft YaHei" w:eastAsia="Microsoft YaHei"/>
+          <w:b/>
+          <w:color w:val="2E5A4C"/>
+          <w:sz w:val="24"/>
+        </w:rPr>
+        <w:t>数字化赋能体系（修正版）</w:t>
+      </w:r>
+    </w:p>
+    <w:p>
+      <w:pPr>
+        <w:pStyle w:val="Heading3"/>
+      </w:pPr>
+      <w:r>
+        <w:rPr>
+          <w:rFonts w:ascii="Microsoft YaHei" w:hAnsi="Microsoft YaHei" w:eastAsia="Microsoft YaHei"/>
+          <w:b/>
+          <w:color w:val="2E5A4C"/>
+          <w:sz w:val="24"/>
+        </w:rPr>
+        <w:t>高价值数字化工具（修正后）</w:t>
+      </w:r>
+    </w:p>
+    <w:p>
+      <w:pPr>
+        <w:pStyle w:val="Heading3"/>
+      </w:pPr>
+      <w:r>
+        <w:rPr>
+          <w:rFonts w:ascii="Microsoft YaHei" w:hAnsi="Microsoft YaHei" w:eastAsia="Microsoft YaHei"/>
+          <w:b/>
+          <w:color w:val="2E5A4C"/>
+          <w:sz w:val="24"/>
+        </w:rPr>
+        <w:t>中价值数字化工具（修正后）</w:t>
+      </w:r>
+    </w:p>
+    <w:p>
+      <w:pPr>
+        <w:pStyle w:val="Heading2"/>
       </w:pPr>
       <w:r>
         <w:rPr>
@@ -4708,7 +754,6 @@
     <w:p>
       <w:pPr>
         <w:pStyle w:val="Heading3"/>
-        <w:jc w:val="left"/>
       </w:pPr>
       <w:r>
         <w:rPr>
@@ -4843,7 +888,6 @@
     <w:p>
       <w:pPr>
         <w:pStyle w:val="Heading3"/>
-        <w:jc w:val="left"/>
       </w:pPr>
       <w:r>
         <w:rPr>
@@ -4855,234 +899,142 @@
         <w:t>完备性评估</w:t>
       </w:r>
     </w:p>
-    <w:tbl>
-      <w:tblPr>
-        <w:tblStyle w:val="TableGrid"/>
-        <w:tblW w:type="auto" w:w="0"/>
-        <w:tblLook w:firstColumn="1" w:firstRow="1" w:lastColumn="0" w:lastRow="0" w:noHBand="0" w:noVBand="1" w:val="04A0"/>
-      </w:tblPr>
-      <w:tblGrid>
-        <w:gridCol w:w="2880"/>
-        <w:gridCol w:w="2880"/>
-        <w:gridCol w:w="2880"/>
-      </w:tblGrid>
-      <w:tr>
-        <w:tc>
-          <w:tcPr>
-            <w:tcW w:type="dxa" w:w="2880"/>
-          </w:tcPr>
-          <w:p>
-            <w:pPr>
-              <w:jc w:val="center"/>
-            </w:pPr>
-            <w:r>
-              <w:rPr>
-                <w:rFonts w:ascii="Microsoft YaHei" w:hAnsi="Microsoft YaHei" w:eastAsia="Microsoft YaHei"/>
-                <w:b/>
-                <w:sz w:val="20"/>
-              </w:rPr>
-              <w:t>评估维度</w:t>
-            </w:r>
-          </w:p>
-        </w:tc>
-        <w:tc>
-          <w:tcPr>
-            <w:tcW w:type="dxa" w:w="2880"/>
-          </w:tcPr>
-          <w:p>
-            <w:pPr>
-              <w:jc w:val="center"/>
-            </w:pPr>
-            <w:r>
-              <w:rPr>
-                <w:rFonts w:ascii="Microsoft YaHei" w:hAnsi="Microsoft YaHei" w:eastAsia="Microsoft YaHei"/>
-                <w:b/>
-                <w:sz w:val="20"/>
-              </w:rPr>
-              <w:t>结论</w:t>
-            </w:r>
-          </w:p>
-        </w:tc>
-        <w:tc>
-          <w:tcPr>
-            <w:tcW w:type="dxa" w:w="2880"/>
-          </w:tcPr>
-          <w:p>
-            <w:pPr>
-              <w:jc w:val="center"/>
-            </w:pPr>
-            <w:r>
-              <w:rPr>
-                <w:rFonts w:ascii="Microsoft YaHei" w:hAnsi="Microsoft YaHei" w:eastAsia="Microsoft YaHei"/>
-                <w:b/>
-                <w:sz w:val="20"/>
-              </w:rPr>
-              <w:t>说明</w:t>
-            </w:r>
-          </w:p>
-        </w:tc>
-      </w:tr>
-      <w:tr>
-        <w:tc>
-          <w:tcPr>
-            <w:tcW w:type="dxa" w:w="2880"/>
-          </w:tcPr>
-          <w:p>
-            <w:pPr>
-              <w:jc w:val="left"/>
-            </w:pPr>
-            <w:r>
-              <w:rPr>
-                <w:rFonts w:ascii="Microsoft YaHei" w:hAnsi="Microsoft YaHei" w:eastAsia="Microsoft YaHei"/>
-                <w:sz w:val="19"/>
-              </w:rPr>
-              <w:t>核心工作完备性</w:t>
-            </w:r>
-          </w:p>
-        </w:tc>
-        <w:tc>
-          <w:tcPr>
-            <w:tcW w:type="dxa" w:w="2880"/>
-          </w:tcPr>
-          <w:p>
-            <w:pPr>
-              <w:jc w:val="left"/>
-            </w:pPr>
-            <w:r>
-              <w:rPr>
-                <w:rFonts w:ascii="Microsoft YaHei" w:hAnsi="Microsoft YaHei" w:eastAsia="Microsoft YaHei"/>
-                <w:sz w:val="19"/>
-              </w:rPr>
-              <w:t>✅ 完备</w:t>
-            </w:r>
-          </w:p>
-        </w:tc>
-        <w:tc>
-          <w:tcPr>
-            <w:tcW w:type="dxa" w:w="2880"/>
-          </w:tcPr>
-          <w:p>
-            <w:pPr>
-              <w:jc w:val="left"/>
-            </w:pPr>
-            <w:r>
-              <w:rPr>
-                <w:rFonts w:ascii="Microsoft YaHei" w:hAnsi="Microsoft YaHei" w:eastAsia="Microsoft YaHei"/>
-                <w:sz w:val="19"/>
-              </w:rPr>
-              <w:t>三大领域覆盖核心前置目标</w:t>
-            </w:r>
-          </w:p>
-        </w:tc>
-      </w:tr>
-      <w:tr>
-        <w:tc>
-          <w:tcPr>
-            <w:tcW w:type="dxa" w:w="2880"/>
-          </w:tcPr>
-          <w:p>
-            <w:pPr>
-              <w:jc w:val="left"/>
-            </w:pPr>
-            <w:r>
-              <w:rPr>
-                <w:rFonts w:ascii="Microsoft YaHei" w:hAnsi="Microsoft YaHei" w:eastAsia="Microsoft YaHei"/>
-                <w:sz w:val="19"/>
-              </w:rPr>
-              <w:t>扩展工作补充</w:t>
-            </w:r>
-          </w:p>
-        </w:tc>
-        <w:tc>
-          <w:tcPr>
-            <w:tcW w:type="dxa" w:w="2880"/>
-          </w:tcPr>
-          <w:p>
-            <w:pPr>
-              <w:jc w:val="left"/>
-            </w:pPr>
-            <w:r>
-              <w:rPr>
-                <w:rFonts w:ascii="Microsoft YaHei" w:hAnsi="Microsoft YaHei" w:eastAsia="Microsoft YaHei"/>
-                <w:sz w:val="19"/>
-              </w:rPr>
-              <w:t>⚠️ 可补充</w:t>
-            </w:r>
-          </w:p>
-        </w:tc>
-        <w:tc>
-          <w:tcPr>
-            <w:tcW w:type="dxa" w:w="2880"/>
-          </w:tcPr>
-          <w:p>
-            <w:pPr>
-              <w:jc w:val="left"/>
-            </w:pPr>
-            <w:r>
-              <w:rPr>
-                <w:rFonts w:ascii="Microsoft YaHei" w:hAnsi="Microsoft YaHei" w:eastAsia="Microsoft YaHei"/>
-                <w:sz w:val="19"/>
-              </w:rPr>
-              <w:t>信息收集、问题排查等可列入扩展层</w:t>
-            </w:r>
-          </w:p>
-        </w:tc>
-      </w:tr>
-      <w:tr>
-        <w:tc>
-          <w:tcPr>
-            <w:tcW w:type="dxa" w:w="2880"/>
-          </w:tcPr>
-          <w:p>
-            <w:pPr>
-              <w:jc w:val="left"/>
-            </w:pPr>
-            <w:r>
-              <w:rPr>
-                <w:rFonts w:ascii="Microsoft YaHei" w:hAnsi="Microsoft YaHei" w:eastAsia="Microsoft YaHei"/>
-                <w:sz w:val="19"/>
-              </w:rPr>
-              <w:t>工作边界清晰度</w:t>
-            </w:r>
-          </w:p>
-        </w:tc>
-        <w:tc>
-          <w:tcPr>
-            <w:tcW w:type="dxa" w:w="2880"/>
-          </w:tcPr>
-          <w:p>
-            <w:pPr>
-              <w:jc w:val="left"/>
-            </w:pPr>
-            <w:r>
-              <w:rPr>
-                <w:rFonts w:ascii="Microsoft YaHei" w:hAnsi="Microsoft YaHei" w:eastAsia="Microsoft YaHei"/>
-                <w:sz w:val="19"/>
-              </w:rPr>
-              <w:t>✅ 已明确</w:t>
-            </w:r>
-          </w:p>
-        </w:tc>
-        <w:tc>
-          <w:tcPr>
-            <w:tcW w:type="dxa" w:w="2880"/>
-          </w:tcPr>
-          <w:p>
-            <w:pPr>
-              <w:jc w:val="left"/>
-            </w:pPr>
-            <w:r>
-              <w:rPr>
-                <w:rFonts w:ascii="Microsoft YaHei" w:hAnsi="Microsoft YaHei" w:eastAsia="Microsoft YaHei"/>
-                <w:sz w:val="19"/>
-              </w:rPr>
-              <w:t>已标注职责属性</w:t>
-            </w:r>
-          </w:p>
-        </w:tc>
-      </w:tr>
-    </w:tbl>
-    <w:p/>
+    <w:p>
+      <w:pPr>
+        <w:pStyle w:val="Heading2"/>
+      </w:pPr>
+      <w:r>
+        <w:rPr>
+          <w:rFonts w:ascii="Microsoft YaHei" w:hAnsi="Microsoft YaHei" w:eastAsia="Microsoft YaHei"/>
+          <w:b/>
+          <w:color w:val="1B365D"/>
+          <w:sz w:val="28"/>
+        </w:rPr>
+        <w:t>后续研究建议</w:t>
+      </w:r>
+    </w:p>
+    <w:p>
+      <w:pPr>
+        <w:pStyle w:val="Heading3"/>
+      </w:pPr>
+      <w:r>
+        <w:rPr>
+          <w:rFonts w:ascii="Microsoft YaHei" w:hAnsi="Microsoft YaHei" w:eastAsia="Microsoft YaHei"/>
+          <w:b/>
+          <w:color w:val="2E5A4C"/>
+          <w:sz w:val="24"/>
+        </w:rPr>
+        <w:t>待深入研究的问题</w:t>
+      </w:r>
+    </w:p>
+    <w:p>
+      <w:pPr>
+        <w:jc w:val="both"/>
+      </w:pPr>
+      <w:r>
+        <w:rPr>
+          <w:rFonts w:ascii="Microsoft YaHei" w:hAnsi="Microsoft YaHei" w:eastAsia="Microsoft YaHei"/>
+          <w:sz w:val="21"/>
+        </w:rPr>
+        <w:t>1. 扩展层工作如何纳入？</w:t>
+      </w:r>
+    </w:p>
+    <w:p>
+      <w:pPr>
+        <w:jc w:val="both"/>
+      </w:pPr>
+      <w:r>
+        <w:rPr>
+          <w:rFonts w:ascii="Microsoft YaHei" w:hAnsi="Microsoft YaHei" w:eastAsia="Microsoft YaHei"/>
+          <w:sz w:val="21"/>
+        </w:rPr>
+        <w:t>- 是否需要修改现有工作清单？</w:t>
+      </w:r>
+    </w:p>
+    <w:p>
+      <w:pPr>
+        <w:jc w:val="both"/>
+      </w:pPr>
+      <w:r>
+        <w:rPr>
+          <w:rFonts w:ascii="Microsoft YaHei" w:hAnsi="Microsoft YaHei" w:eastAsia="Microsoft YaHei"/>
+          <w:sz w:val="21"/>
+        </w:rPr>
+        <w:t>- 如何平衡"核心层"和"扩展层"的工作量？</w:t>
+      </w:r>
+    </w:p>
+    <w:p>
+      <w:pPr>
+        <w:jc w:val="both"/>
+      </w:pPr>
+      <w:r>
+        <w:rPr>
+          <w:rFonts w:ascii="Microsoft YaHei" w:hAnsi="Microsoft YaHei" w:eastAsia="Microsoft YaHei"/>
+          <w:sz w:val="21"/>
+        </w:rPr>
+        <w:t>2. 数字化赋能如何落地？</w:t>
+      </w:r>
+    </w:p>
+    <w:p>
+      <w:pPr>
+        <w:jc w:val="both"/>
+      </w:pPr>
+      <w:r>
+        <w:rPr>
+          <w:rFonts w:ascii="Microsoft YaHei" w:hAnsi="Microsoft YaHei" w:eastAsia="Microsoft YaHei"/>
+          <w:sz w:val="21"/>
+        </w:rPr>
+        <w:t>- 优先开发哪些工具？</w:t>
+      </w:r>
+    </w:p>
+    <w:p>
+      <w:pPr>
+        <w:jc w:val="both"/>
+      </w:pPr>
+      <w:r>
+        <w:rPr>
+          <w:rFonts w:ascii="Microsoft YaHei" w:hAnsi="Microsoft YaHei" w:eastAsia="Microsoft YaHei"/>
+          <w:sz w:val="21"/>
+        </w:rPr>
+        <w:t>- 与现有系统如何整合？</w:t>
+      </w:r>
+    </w:p>
+    <w:p>
+      <w:pPr>
+        <w:jc w:val="both"/>
+      </w:pPr>
+      <w:r>
+        <w:rPr>
+          <w:rFonts w:ascii="Microsoft YaHei" w:hAnsi="Microsoft YaHei" w:eastAsia="Microsoft YaHei"/>
+          <w:sz w:val="21"/>
+        </w:rPr>
+        <w:t>3. 考核评价机制</w:t>
+      </w:r>
+    </w:p>
+    <w:p>
+      <w:pPr>
+        <w:jc w:val="both"/>
+      </w:pPr>
+      <w:r>
+        <w:rPr>
+          <w:rFonts w:ascii="Microsoft YaHei" w:hAnsi="Microsoft YaHei" w:eastAsia="Microsoft YaHei"/>
+          <w:sz w:val="21"/>
+        </w:rPr>
+        <w:t>- 核心层工作如何量化考核？</w:t>
+      </w:r>
+    </w:p>
+    <w:p>
+      <w:pPr>
+        <w:jc w:val="both"/>
+      </w:pPr>
+      <w:r>
+        <w:rPr>
+          <w:rFonts w:ascii="Microsoft YaHei" w:hAnsi="Microsoft YaHei" w:eastAsia="Microsoft YaHei"/>
+          <w:sz w:val="21"/>
+        </w:rPr>
+        <w:t>- 扩展层工作如何激励？</w:t>
+      </w:r>
+    </w:p>
     <w:p>
       <w:pPr>
         <w:jc w:val="both"/>
